--- a/docs/drtp_final_paper_closure_20260907/DRTP_FINAL_MANUSCRIPT_ZH_DRAFT.docx
+++ b/docs/drtp_final_paper_closure_20260907/DRTP_FINAL_MANUSCRIPT_ZH_DRAFT.docx
@@ -209,7 +209,7 @@
           <w:rFonts w:ascii="宋体" w:hAnsi="宋体" w:eastAsia="宋体"/>
           <w:sz w:val="21"/>
         </w:rPr>
-        <w:t>在完成的主实验与 OOD 评估中，证明 DRTP 相对 UTR 存在重复的 cohort-level 鲁棒性收益；同时通过 PLR-style 外部比较界定方法与通用优先回放之间的经验边界。</w:t>
+        <w:t>在完成的主实验与 OOD 评估中，显示 DRTP 相对 UTR 存在重复的 cohort-level 鲁棒性收益；同时通过 PLR-style 外部比较界定方法与通用优先回放之间的经验边界。</w:t>
       </w:r>
     </w:p>
     <w:p>
@@ -640,6 +640,836 @@
       </w:r>
     </w:p>
     <w:p>
+      <w:r>
+        <w:br w:type="page"/>
+      </w:r>
+    </w:p>
+    <w:p>
+      <w:pPr>
+        <w:jc w:val="center"/>
+      </w:pPr>
+      <w:r>
+        <w:rPr>
+          <w:rFonts w:ascii="黑体" w:hAnsi="黑体" w:eastAsia="黑体"/>
+          <w:sz w:val="20"/>
+        </w:rPr>
+        <w:t>表 1 UTR、PLR-style 与 DRTP 的机制比较</w:t>
+      </w:r>
+    </w:p>
+    <w:tbl>
+      <w:tblPr>
+        <w:tblStyle w:val="TableGrid"/>
+        <w:tblW w:type="auto" w:w="0"/>
+        <w:tblLayout w:type="autofit"/>
+        <w:tblLook w:firstColumn="1" w:firstRow="1" w:lastColumn="0" w:lastRow="0" w:noHBand="0" w:noVBand="1" w:val="04A0"/>
+      </w:tblPr>
+      <w:tblGrid>
+        <w:gridCol w:w="2379"/>
+        <w:gridCol w:w="2379"/>
+        <w:gridCol w:w="2379"/>
+        <w:gridCol w:w="2379"/>
+      </w:tblGrid>
+      <w:tr>
+        <w:tc>
+          <w:tcPr>
+            <w:tcW w:type="dxa" w:w="2379"/>
+            <w:vAlign w:val="center"/>
+            <w:tcBorders>
+              <w:top w:val="single" w:sz="4" w:color="D9D9D9"/>
+              <w:left w:val="single" w:sz="4" w:color="D9D9D9"/>
+              <w:bottom w:val="single" w:sz="4" w:color="D9D9D9"/>
+              <w:right w:val="single" w:sz="4" w:color="D9D9D9"/>
+              <w:insideH w:val="single" w:sz="4" w:color="D9D9D9"/>
+              <w:insideV w:val="single" w:sz="4" w:color="D9D9D9"/>
+            </w:tcBorders>
+            <w:shd w:fill="1F4E78"/>
+          </w:tcPr>
+          <w:p>
+            <w:pPr>
+              <w:spacing w:after="40"/>
+              <w:jc w:val="center"/>
+            </w:pPr>
+            <w:r>
+              <w:rPr>
+                <w:rFonts w:ascii="宋体" w:hAnsi="宋体" w:eastAsia="宋体"/>
+                <w:b/>
+                <w:color w:val="FFFFFF"/>
+                <w:sz w:val="17"/>
+              </w:rPr>
+              <w:t>属性</w:t>
+            </w:r>
+          </w:p>
+        </w:tc>
+        <w:tc>
+          <w:tcPr>
+            <w:tcW w:type="dxa" w:w="2379"/>
+            <w:vAlign w:val="center"/>
+            <w:tcBorders>
+              <w:top w:val="single" w:sz="4" w:color="D9D9D9"/>
+              <w:left w:val="single" w:sz="4" w:color="D9D9D9"/>
+              <w:bottom w:val="single" w:sz="4" w:color="D9D9D9"/>
+              <w:right w:val="single" w:sz="4" w:color="D9D9D9"/>
+              <w:insideH w:val="single" w:sz="4" w:color="D9D9D9"/>
+              <w:insideV w:val="single" w:sz="4" w:color="D9D9D9"/>
+            </w:tcBorders>
+            <w:shd w:fill="1F4E78"/>
+          </w:tcPr>
+          <w:p>
+            <w:pPr>
+              <w:spacing w:after="40"/>
+              <w:jc w:val="center"/>
+            </w:pPr>
+            <w:r>
+              <w:rPr>
+                <w:rFonts w:ascii="宋体" w:hAnsi="宋体" w:eastAsia="宋体"/>
+                <w:b/>
+                <w:color w:val="FFFFFF"/>
+                <w:sz w:val="17"/>
+              </w:rPr>
+              <w:t>UTR</w:t>
+            </w:r>
+          </w:p>
+        </w:tc>
+        <w:tc>
+          <w:tcPr>
+            <w:tcW w:type="dxa" w:w="2379"/>
+            <w:vAlign w:val="center"/>
+            <w:tcBorders>
+              <w:top w:val="single" w:sz="4" w:color="D9D9D9"/>
+              <w:left w:val="single" w:sz="4" w:color="D9D9D9"/>
+              <w:bottom w:val="single" w:sz="4" w:color="D9D9D9"/>
+              <w:right w:val="single" w:sz="4" w:color="D9D9D9"/>
+              <w:insideH w:val="single" w:sz="4" w:color="D9D9D9"/>
+              <w:insideV w:val="single" w:sz="4" w:color="D9D9D9"/>
+            </w:tcBorders>
+            <w:shd w:fill="1F4E78"/>
+          </w:tcPr>
+          <w:p>
+            <w:pPr>
+              <w:spacing w:after="40"/>
+              <w:jc w:val="center"/>
+            </w:pPr>
+            <w:r>
+              <w:rPr>
+                <w:rFonts w:ascii="宋体" w:hAnsi="宋体" w:eastAsia="宋体"/>
+                <w:b/>
+                <w:color w:val="FFFFFF"/>
+                <w:sz w:val="17"/>
+              </w:rPr>
+              <w:t>PLR-style 外部比较器</w:t>
+            </w:r>
+          </w:p>
+        </w:tc>
+        <w:tc>
+          <w:tcPr>
+            <w:tcW w:type="dxa" w:w="2379"/>
+            <w:vAlign w:val="center"/>
+            <w:tcBorders>
+              <w:top w:val="single" w:sz="4" w:color="D9D9D9"/>
+              <w:left w:val="single" w:sz="4" w:color="D9D9D9"/>
+              <w:bottom w:val="single" w:sz="4" w:color="D9D9D9"/>
+              <w:right w:val="single" w:sz="4" w:color="D9D9D9"/>
+              <w:insideH w:val="single" w:sz="4" w:color="D9D9D9"/>
+              <w:insideV w:val="single" w:sz="4" w:color="D9D9D9"/>
+            </w:tcBorders>
+            <w:shd w:fill="1F4E78"/>
+          </w:tcPr>
+          <w:p>
+            <w:pPr>
+              <w:spacing w:after="40"/>
+              <w:jc w:val="center"/>
+            </w:pPr>
+            <w:r>
+              <w:rPr>
+                <w:rFonts w:ascii="宋体" w:hAnsi="宋体" w:eastAsia="宋体"/>
+                <w:b/>
+                <w:color w:val="FFFFFF"/>
+                <w:sz w:val="17"/>
+              </w:rPr>
+              <w:t>Original DRTP</w:t>
+            </w:r>
+          </w:p>
+        </w:tc>
+      </w:tr>
+      <w:tr>
+        <w:tc>
+          <w:tcPr>
+            <w:tcW w:type="dxa" w:w="2379"/>
+            <w:vAlign w:val="center"/>
+            <w:tcBorders>
+              <w:top w:val="single" w:sz="4" w:color="D9D9D9"/>
+              <w:left w:val="single" w:sz="4" w:color="D9D9D9"/>
+              <w:bottom w:val="single" w:sz="4" w:color="D9D9D9"/>
+              <w:right w:val="single" w:sz="4" w:color="D9D9D9"/>
+              <w:insideH w:val="single" w:sz="4" w:color="D9D9D9"/>
+              <w:insideV w:val="single" w:sz="4" w:color="D9D9D9"/>
+            </w:tcBorders>
+          </w:tcPr>
+          <w:p>
+            <w:pPr>
+              <w:spacing w:after="40"/>
+              <w:jc w:val="center"/>
+            </w:pPr>
+            <w:r>
+              <w:rPr>
+                <w:rFonts w:ascii="宋体" w:hAnsi="宋体" w:eastAsia="宋体"/>
+                <w:sz w:val="17"/>
+              </w:rPr>
+              <w:t>采样对象</w:t>
+            </w:r>
+          </w:p>
+        </w:tc>
+        <w:tc>
+          <w:tcPr>
+            <w:tcW w:type="dxa" w:w="2379"/>
+            <w:vAlign w:val="center"/>
+            <w:tcBorders>
+              <w:top w:val="single" w:sz="4" w:color="D9D9D9"/>
+              <w:left w:val="single" w:sz="4" w:color="D9D9D9"/>
+              <w:bottom w:val="single" w:sz="4" w:color="D9D9D9"/>
+              <w:right w:val="single" w:sz="4" w:color="D9D9D9"/>
+              <w:insideH w:val="single" w:sz="4" w:color="D9D9D9"/>
+              <w:insideV w:val="single" w:sz="4" w:color="D9D9D9"/>
+            </w:tcBorders>
+          </w:tcPr>
+          <w:p>
+            <w:pPr>
+              <w:spacing w:after="40"/>
+              <w:jc w:val="center"/>
+            </w:pPr>
+            <w:r>
+              <w:rPr>
+                <w:rFonts w:ascii="宋体" w:hAnsi="宋体" w:eastAsia="宋体"/>
+                <w:sz w:val="17"/>
+              </w:rPr>
+              <w:t>冻结拓扑条件</w:t>
+            </w:r>
+          </w:p>
+        </w:tc>
+        <w:tc>
+          <w:tcPr>
+            <w:tcW w:type="dxa" w:w="2379"/>
+            <w:vAlign w:val="center"/>
+            <w:tcBorders>
+              <w:top w:val="single" w:sz="4" w:color="D9D9D9"/>
+              <w:left w:val="single" w:sz="4" w:color="D9D9D9"/>
+              <w:bottom w:val="single" w:sz="4" w:color="D9D9D9"/>
+              <w:right w:val="single" w:sz="4" w:color="D9D9D9"/>
+              <w:insideH w:val="single" w:sz="4" w:color="D9D9D9"/>
+              <w:insideV w:val="single" w:sz="4" w:color="D9D9D9"/>
+            </w:tcBorders>
+          </w:tcPr>
+          <w:p>
+            <w:pPr>
+              <w:spacing w:after="40"/>
+              <w:jc w:val="center"/>
+            </w:pPr>
+            <w:r>
+              <w:rPr>
+                <w:rFonts w:ascii="宋体" w:hAnsi="宋体" w:eastAsia="宋体"/>
+                <w:sz w:val="17"/>
+              </w:rPr>
+              <w:t>匹配的冻结支持集</w:t>
+            </w:r>
+          </w:p>
+        </w:tc>
+        <w:tc>
+          <w:tcPr>
+            <w:tcW w:type="dxa" w:w="2379"/>
+            <w:vAlign w:val="center"/>
+            <w:tcBorders>
+              <w:top w:val="single" w:sz="4" w:color="D9D9D9"/>
+              <w:left w:val="single" w:sz="4" w:color="D9D9D9"/>
+              <w:bottom w:val="single" w:sz="4" w:color="D9D9D9"/>
+              <w:right w:val="single" w:sz="4" w:color="D9D9D9"/>
+              <w:insideH w:val="single" w:sz="4" w:color="D9D9D9"/>
+              <w:insideV w:val="single" w:sz="4" w:color="D9D9D9"/>
+            </w:tcBorders>
+          </w:tcPr>
+          <w:p>
+            <w:pPr>
+              <w:spacing w:after="40"/>
+              <w:jc w:val="center"/>
+            </w:pPr>
+            <w:r>
+              <w:rPr>
+                <w:rFonts w:ascii="宋体" w:hAnsi="宋体" w:eastAsia="宋体"/>
+                <w:sz w:val="17"/>
+              </w:rPr>
+              <w:t>冻结拓扑故障组</w:t>
+            </w:r>
+          </w:p>
+        </w:tc>
+      </w:tr>
+      <w:tr>
+        <w:tc>
+          <w:tcPr>
+            <w:tcW w:type="dxa" w:w="2379"/>
+            <w:vAlign w:val="center"/>
+            <w:tcBorders>
+              <w:top w:val="single" w:sz="4" w:color="D9D9D9"/>
+              <w:left w:val="single" w:sz="4" w:color="D9D9D9"/>
+              <w:bottom w:val="single" w:sz="4" w:color="D9D9D9"/>
+              <w:right w:val="single" w:sz="4" w:color="D9D9D9"/>
+              <w:insideH w:val="single" w:sz="4" w:color="D9D9D9"/>
+              <w:insideV w:val="single" w:sz="4" w:color="D9D9D9"/>
+            </w:tcBorders>
+            <w:shd w:fill="F3F7FA"/>
+          </w:tcPr>
+          <w:p>
+            <w:pPr>
+              <w:spacing w:after="40"/>
+              <w:jc w:val="center"/>
+            </w:pPr>
+            <w:r>
+              <w:rPr>
+                <w:rFonts w:ascii="宋体" w:hAnsi="宋体" w:eastAsia="宋体"/>
+                <w:sz w:val="17"/>
+              </w:rPr>
+              <w:t>自适应信号</w:t>
+            </w:r>
+          </w:p>
+        </w:tc>
+        <w:tc>
+          <w:tcPr>
+            <w:tcW w:type="dxa" w:w="2379"/>
+            <w:vAlign w:val="center"/>
+            <w:tcBorders>
+              <w:top w:val="single" w:sz="4" w:color="D9D9D9"/>
+              <w:left w:val="single" w:sz="4" w:color="D9D9D9"/>
+              <w:bottom w:val="single" w:sz="4" w:color="D9D9D9"/>
+              <w:right w:val="single" w:sz="4" w:color="D9D9D9"/>
+              <w:insideH w:val="single" w:sz="4" w:color="D9D9D9"/>
+              <w:insideV w:val="single" w:sz="4" w:color="D9D9D9"/>
+            </w:tcBorders>
+            <w:shd w:fill="F3F7FA"/>
+          </w:tcPr>
+          <w:p>
+            <w:pPr>
+              <w:spacing w:after="40"/>
+              <w:jc w:val="center"/>
+            </w:pPr>
+            <w:r>
+              <w:rPr>
+                <w:rFonts w:ascii="宋体" w:hAnsi="宋体" w:eastAsia="宋体"/>
+                <w:sz w:val="17"/>
+              </w:rPr>
+              <w:t>无</w:t>
+            </w:r>
+          </w:p>
+        </w:tc>
+        <w:tc>
+          <w:tcPr>
+            <w:tcW w:type="dxa" w:w="2379"/>
+            <w:vAlign w:val="center"/>
+            <w:tcBorders>
+              <w:top w:val="single" w:sz="4" w:color="D9D9D9"/>
+              <w:left w:val="single" w:sz="4" w:color="D9D9D9"/>
+              <w:bottom w:val="single" w:sz="4" w:color="D9D9D9"/>
+              <w:right w:val="single" w:sz="4" w:color="D9D9D9"/>
+              <w:insideH w:val="single" w:sz="4" w:color="D9D9D9"/>
+              <w:insideV w:val="single" w:sz="4" w:color="D9D9D9"/>
+            </w:tcBorders>
+            <w:shd w:fill="F3F7FA"/>
+          </w:tcPr>
+          <w:p>
+            <w:pPr>
+              <w:spacing w:after="40"/>
+              <w:jc w:val="left"/>
+            </w:pPr>
+            <w:r>
+              <w:rPr>
+                <w:rFonts w:ascii="宋体" w:hAnsi="宋体" w:eastAsia="宋体"/>
+                <w:sz w:val="17"/>
+              </w:rPr>
+              <w:t>通用 priority-driven replay 信号</w:t>
+            </w:r>
+          </w:p>
+        </w:tc>
+        <w:tc>
+          <w:tcPr>
+            <w:tcW w:type="dxa" w:w="2379"/>
+            <w:vAlign w:val="center"/>
+            <w:tcBorders>
+              <w:top w:val="single" w:sz="4" w:color="D9D9D9"/>
+              <w:left w:val="single" w:sz="4" w:color="D9D9D9"/>
+              <w:bottom w:val="single" w:sz="4" w:color="D9D9D9"/>
+              <w:right w:val="single" w:sz="4" w:color="D9D9D9"/>
+              <w:insideH w:val="single" w:sz="4" w:color="D9D9D9"/>
+              <w:insideV w:val="single" w:sz="4" w:color="D9D9D9"/>
+            </w:tcBorders>
+            <w:shd w:fill="F3F7FA"/>
+          </w:tcPr>
+          <w:p>
+            <w:pPr>
+              <w:spacing w:after="40"/>
+              <w:jc w:val="center"/>
+            </w:pPr>
+            <w:r>
+              <w:rPr>
+                <w:rFonts w:ascii="宋体" w:hAnsi="宋体" w:eastAsia="宋体"/>
+                <w:sz w:val="17"/>
+              </w:rPr>
+              <w:t>名义参考的组级完成回报缺口</w:t>
+            </w:r>
+          </w:p>
+        </w:tc>
+      </w:tr>
+      <w:tr>
+        <w:tc>
+          <w:tcPr>
+            <w:tcW w:type="dxa" w:w="2379"/>
+            <w:vAlign w:val="center"/>
+            <w:tcBorders>
+              <w:top w:val="single" w:sz="4" w:color="D9D9D9"/>
+              <w:left w:val="single" w:sz="4" w:color="D9D9D9"/>
+              <w:bottom w:val="single" w:sz="4" w:color="D9D9D9"/>
+              <w:right w:val="single" w:sz="4" w:color="D9D9D9"/>
+              <w:insideH w:val="single" w:sz="4" w:color="D9D9D9"/>
+              <w:insideV w:val="single" w:sz="4" w:color="D9D9D9"/>
+            </w:tcBorders>
+          </w:tcPr>
+          <w:p>
+            <w:pPr>
+              <w:spacing w:after="40"/>
+              <w:jc w:val="center"/>
+            </w:pPr>
+            <w:r>
+              <w:rPr>
+                <w:rFonts w:ascii="宋体" w:hAnsi="宋体" w:eastAsia="宋体"/>
+                <w:sz w:val="17"/>
+              </w:rPr>
+              <w:t>拓扑语义</w:t>
+            </w:r>
+          </w:p>
+        </w:tc>
+        <w:tc>
+          <w:tcPr>
+            <w:tcW w:type="dxa" w:w="2379"/>
+            <w:vAlign w:val="center"/>
+            <w:tcBorders>
+              <w:top w:val="single" w:sz="4" w:color="D9D9D9"/>
+              <w:left w:val="single" w:sz="4" w:color="D9D9D9"/>
+              <w:bottom w:val="single" w:sz="4" w:color="D9D9D9"/>
+              <w:right w:val="single" w:sz="4" w:color="D9D9D9"/>
+              <w:insideH w:val="single" w:sz="4" w:color="D9D9D9"/>
+              <w:insideV w:val="single" w:sz="4" w:color="D9D9D9"/>
+            </w:tcBorders>
+          </w:tcPr>
+          <w:p>
+            <w:pPr>
+              <w:spacing w:after="40"/>
+              <w:jc w:val="center"/>
+            </w:pPr>
+            <w:r>
+              <w:rPr>
+                <w:rFonts w:ascii="宋体" w:hAnsi="宋体" w:eastAsia="宋体"/>
+                <w:sz w:val="17"/>
+              </w:rPr>
+              <w:t>支持集固定，但不参与分配</w:t>
+            </w:r>
+          </w:p>
+        </w:tc>
+        <w:tc>
+          <w:tcPr>
+            <w:tcW w:type="dxa" w:w="2379"/>
+            <w:vAlign w:val="center"/>
+            <w:tcBorders>
+              <w:top w:val="single" w:sz="4" w:color="D9D9D9"/>
+              <w:left w:val="single" w:sz="4" w:color="D9D9D9"/>
+              <w:bottom w:val="single" w:sz="4" w:color="D9D9D9"/>
+              <w:right w:val="single" w:sz="4" w:color="D9D9D9"/>
+              <w:insideH w:val="single" w:sz="4" w:color="D9D9D9"/>
+              <w:insideV w:val="single" w:sz="4" w:color="D9D9D9"/>
+            </w:tcBorders>
+          </w:tcPr>
+          <w:p>
+            <w:pPr>
+              <w:spacing w:after="40"/>
+              <w:jc w:val="center"/>
+            </w:pPr>
+            <w:r>
+              <w:rPr>
+                <w:rFonts w:ascii="宋体" w:hAnsi="宋体" w:eastAsia="宋体"/>
+                <w:sz w:val="17"/>
+              </w:rPr>
+              <w:t>不以拓扑语义定义优先级</w:t>
+            </w:r>
+          </w:p>
+        </w:tc>
+        <w:tc>
+          <w:tcPr>
+            <w:tcW w:type="dxa" w:w="2379"/>
+            <w:vAlign w:val="center"/>
+            <w:tcBorders>
+              <w:top w:val="single" w:sz="4" w:color="D9D9D9"/>
+              <w:left w:val="single" w:sz="4" w:color="D9D9D9"/>
+              <w:bottom w:val="single" w:sz="4" w:color="D9D9D9"/>
+              <w:right w:val="single" w:sz="4" w:color="D9D9D9"/>
+              <w:insideH w:val="single" w:sz="4" w:color="D9D9D9"/>
+              <w:insideV w:val="single" w:sz="4" w:color="D9D9D9"/>
+            </w:tcBorders>
+          </w:tcPr>
+          <w:p>
+            <w:pPr>
+              <w:spacing w:after="40"/>
+              <w:jc w:val="center"/>
+            </w:pPr>
+            <w:r>
+              <w:rPr>
+                <w:rFonts w:ascii="宋体" w:hAnsi="宋体" w:eastAsia="宋体"/>
+                <w:sz w:val="17"/>
+              </w:rPr>
+              <w:t>显式故障组与组内条件层级</w:t>
+            </w:r>
+          </w:p>
+        </w:tc>
+      </w:tr>
+      <w:tr>
+        <w:tc>
+          <w:tcPr>
+            <w:tcW w:type="dxa" w:w="2379"/>
+            <w:vAlign w:val="center"/>
+            <w:tcBorders>
+              <w:top w:val="single" w:sz="4" w:color="D9D9D9"/>
+              <w:left w:val="single" w:sz="4" w:color="D9D9D9"/>
+              <w:bottom w:val="single" w:sz="4" w:color="D9D9D9"/>
+              <w:right w:val="single" w:sz="4" w:color="D9D9D9"/>
+              <w:insideH w:val="single" w:sz="4" w:color="D9D9D9"/>
+              <w:insideV w:val="single" w:sz="4" w:color="D9D9D9"/>
+            </w:tcBorders>
+            <w:shd w:fill="F3F7FA"/>
+          </w:tcPr>
+          <w:p>
+            <w:pPr>
+              <w:spacing w:after="40"/>
+              <w:jc w:val="center"/>
+            </w:pPr>
+            <w:r>
+              <w:rPr>
+                <w:rFonts w:ascii="宋体" w:hAnsi="宋体" w:eastAsia="宋体"/>
+                <w:sz w:val="17"/>
+              </w:rPr>
+              <w:t>名义锚点</w:t>
+            </w:r>
+          </w:p>
+        </w:tc>
+        <w:tc>
+          <w:tcPr>
+            <w:tcW w:type="dxa" w:w="2379"/>
+            <w:vAlign w:val="center"/>
+            <w:tcBorders>
+              <w:top w:val="single" w:sz="4" w:color="D9D9D9"/>
+              <w:left w:val="single" w:sz="4" w:color="D9D9D9"/>
+              <w:bottom w:val="single" w:sz="4" w:color="D9D9D9"/>
+              <w:right w:val="single" w:sz="4" w:color="D9D9D9"/>
+              <w:insideH w:val="single" w:sz="4" w:color="D9D9D9"/>
+              <w:insideV w:val="single" w:sz="4" w:color="D9D9D9"/>
+            </w:tcBorders>
+            <w:shd w:fill="F3F7FA"/>
+          </w:tcPr>
+          <w:p>
+            <w:pPr>
+              <w:spacing w:after="40"/>
+              <w:jc w:val="center"/>
+            </w:pPr>
+            <w:r>
+              <w:rPr>
+                <w:rFonts w:ascii="宋体" w:hAnsi="宋体" w:eastAsia="宋体"/>
+                <w:sz w:val="17"/>
+              </w:rPr>
+              <w:t>匹配的固定质量</w:t>
+            </w:r>
+          </w:p>
+        </w:tc>
+        <w:tc>
+          <w:tcPr>
+            <w:tcW w:type="dxa" w:w="2379"/>
+            <w:vAlign w:val="center"/>
+            <w:tcBorders>
+              <w:top w:val="single" w:sz="4" w:color="D9D9D9"/>
+              <w:left w:val="single" w:sz="4" w:color="D9D9D9"/>
+              <w:bottom w:val="single" w:sz="4" w:color="D9D9D9"/>
+              <w:right w:val="single" w:sz="4" w:color="D9D9D9"/>
+              <w:insideH w:val="single" w:sz="4" w:color="D9D9D9"/>
+              <w:insideV w:val="single" w:sz="4" w:color="D9D9D9"/>
+            </w:tcBorders>
+            <w:shd w:fill="F3F7FA"/>
+          </w:tcPr>
+          <w:p>
+            <w:pPr>
+              <w:spacing w:after="40"/>
+              <w:jc w:val="center"/>
+            </w:pPr>
+            <w:r>
+              <w:rPr>
+                <w:rFonts w:ascii="宋体" w:hAnsi="宋体" w:eastAsia="宋体"/>
+                <w:sz w:val="17"/>
+              </w:rPr>
+              <w:t>匹配协议</w:t>
+            </w:r>
+          </w:p>
+        </w:tc>
+        <w:tc>
+          <w:tcPr>
+            <w:tcW w:type="dxa" w:w="2379"/>
+            <w:vAlign w:val="center"/>
+            <w:tcBorders>
+              <w:top w:val="single" w:sz="4" w:color="D9D9D9"/>
+              <w:left w:val="single" w:sz="4" w:color="D9D9D9"/>
+              <w:bottom w:val="single" w:sz="4" w:color="D9D9D9"/>
+              <w:right w:val="single" w:sz="4" w:color="D9D9D9"/>
+              <w:insideH w:val="single" w:sz="4" w:color="D9D9D9"/>
+              <w:insideV w:val="single" w:sz="4" w:color="D9D9D9"/>
+            </w:tcBorders>
+            <w:shd w:fill="F3F7FA"/>
+          </w:tcPr>
+          <w:p>
+            <w:pPr>
+              <w:spacing w:after="40"/>
+              <w:jc w:val="center"/>
+            </w:pPr>
+            <w:r>
+              <w:rPr>
+                <w:rFonts w:ascii="宋体" w:hAnsi="宋体" w:eastAsia="宋体"/>
+                <w:sz w:val="17"/>
+              </w:rPr>
+              <w:t>固定 (m_N=0.5)</w:t>
+            </w:r>
+          </w:p>
+        </w:tc>
+      </w:tr>
+      <w:tr>
+        <w:tc>
+          <w:tcPr>
+            <w:tcW w:type="dxa" w:w="2379"/>
+            <w:vAlign w:val="center"/>
+            <w:tcBorders>
+              <w:top w:val="single" w:sz="4" w:color="D9D9D9"/>
+              <w:left w:val="single" w:sz="4" w:color="D9D9D9"/>
+              <w:bottom w:val="single" w:sz="4" w:color="D9D9D9"/>
+              <w:right w:val="single" w:sz="4" w:color="D9D9D9"/>
+              <w:insideH w:val="single" w:sz="4" w:color="D9D9D9"/>
+              <w:insideV w:val="single" w:sz="4" w:color="D9D9D9"/>
+            </w:tcBorders>
+          </w:tcPr>
+          <w:p>
+            <w:pPr>
+              <w:spacing w:after="40"/>
+              <w:jc w:val="center"/>
+            </w:pPr>
+            <w:r>
+              <w:rPr>
+                <w:rFonts w:ascii="宋体" w:hAnsi="宋体" w:eastAsia="宋体"/>
+                <w:sz w:val="17"/>
+              </w:rPr>
+              <w:t>概率约束</w:t>
+            </w:r>
+          </w:p>
+        </w:tc>
+        <w:tc>
+          <w:tcPr>
+            <w:tcW w:type="dxa" w:w="2379"/>
+            <w:vAlign w:val="center"/>
+            <w:tcBorders>
+              <w:top w:val="single" w:sz="4" w:color="D9D9D9"/>
+              <w:left w:val="single" w:sz="4" w:color="D9D9D9"/>
+              <w:bottom w:val="single" w:sz="4" w:color="D9D9D9"/>
+              <w:right w:val="single" w:sz="4" w:color="D9D9D9"/>
+              <w:insideH w:val="single" w:sz="4" w:color="D9D9D9"/>
+              <w:insideV w:val="single" w:sz="4" w:color="D9D9D9"/>
+            </w:tcBorders>
+          </w:tcPr>
+          <w:p>
+            <w:pPr>
+              <w:spacing w:after="40"/>
+              <w:jc w:val="center"/>
+            </w:pPr>
+            <w:r>
+              <w:rPr>
+                <w:rFonts w:ascii="宋体" w:hAnsi="宋体" w:eastAsia="宋体"/>
+                <w:sz w:val="17"/>
+              </w:rPr>
+              <w:t>非名义组均匀</w:t>
+            </w:r>
+          </w:p>
+        </w:tc>
+        <w:tc>
+          <w:tcPr>
+            <w:tcW w:type="dxa" w:w="2379"/>
+            <w:vAlign w:val="center"/>
+            <w:tcBorders>
+              <w:top w:val="single" w:sz="4" w:color="D9D9D9"/>
+              <w:left w:val="single" w:sz="4" w:color="D9D9D9"/>
+              <w:bottom w:val="single" w:sz="4" w:color="D9D9D9"/>
+              <w:right w:val="single" w:sz="4" w:color="D9D9D9"/>
+              <w:insideH w:val="single" w:sz="4" w:color="D9D9D9"/>
+              <w:insideV w:val="single" w:sz="4" w:color="D9D9D9"/>
+            </w:tcBorders>
+          </w:tcPr>
+          <w:p>
+            <w:pPr>
+              <w:spacing w:after="40"/>
+              <w:jc w:val="center"/>
+            </w:pPr>
+            <w:r>
+              <w:rPr>
+                <w:rFonts w:ascii="宋体" w:hAnsi="宋体" w:eastAsia="宋体"/>
+                <w:sz w:val="17"/>
+              </w:rPr>
+              <w:t>比较器自身优先规则</w:t>
+            </w:r>
+          </w:p>
+        </w:tc>
+        <w:tc>
+          <w:tcPr>
+            <w:tcW w:type="dxa" w:w="2379"/>
+            <w:vAlign w:val="center"/>
+            <w:tcBorders>
+              <w:top w:val="single" w:sz="4" w:color="D9D9D9"/>
+              <w:left w:val="single" w:sz="4" w:color="D9D9D9"/>
+              <w:bottom w:val="single" w:sz="4" w:color="D9D9D9"/>
+              <w:right w:val="single" w:sz="4" w:color="D9D9D9"/>
+              <w:insideH w:val="single" w:sz="4" w:color="D9D9D9"/>
+              <w:insideV w:val="single" w:sz="4" w:color="D9D9D9"/>
+            </w:tcBorders>
+          </w:tcPr>
+          <w:p>
+            <w:pPr>
+              <w:spacing w:after="40"/>
+              <w:jc w:val="left"/>
+            </w:pPr>
+            <w:r>
+              <w:rPr>
+                <w:rFonts w:ascii="宋体" w:hAnsi="宋体" w:eastAsia="宋体"/>
+                <w:sz w:val="17"/>
+              </w:rPr>
+              <w:t>(0.05\le q_g\le0.35) 的有界单纯形</w:t>
+            </w:r>
+          </w:p>
+        </w:tc>
+      </w:tr>
+      <w:tr>
+        <w:tc>
+          <w:tcPr>
+            <w:tcW w:type="dxa" w:w="2379"/>
+            <w:vAlign w:val="center"/>
+            <w:tcBorders>
+              <w:top w:val="single" w:sz="4" w:color="D9D9D9"/>
+              <w:left w:val="single" w:sz="4" w:color="D9D9D9"/>
+              <w:bottom w:val="single" w:sz="4" w:color="D9D9D9"/>
+              <w:right w:val="single" w:sz="4" w:color="D9D9D9"/>
+              <w:insideH w:val="single" w:sz="4" w:color="D9D9D9"/>
+              <w:insideV w:val="single" w:sz="4" w:color="D9D9D9"/>
+            </w:tcBorders>
+            <w:shd w:fill="F3F7FA"/>
+          </w:tcPr>
+          <w:p>
+            <w:pPr>
+              <w:spacing w:after="40"/>
+              <w:jc w:val="center"/>
+            </w:pPr>
+            <w:r>
+              <w:rPr>
+                <w:rFonts w:ascii="宋体" w:hAnsi="宋体" w:eastAsia="宋体"/>
+                <w:sz w:val="17"/>
+              </w:rPr>
+              <w:t>策略、奖励与 PPO 改动</w:t>
+            </w:r>
+          </w:p>
+        </w:tc>
+        <w:tc>
+          <w:tcPr>
+            <w:tcW w:type="dxa" w:w="2379"/>
+            <w:vAlign w:val="center"/>
+            <w:tcBorders>
+              <w:top w:val="single" w:sz="4" w:color="D9D9D9"/>
+              <w:left w:val="single" w:sz="4" w:color="D9D9D9"/>
+              <w:bottom w:val="single" w:sz="4" w:color="D9D9D9"/>
+              <w:right w:val="single" w:sz="4" w:color="D9D9D9"/>
+              <w:insideH w:val="single" w:sz="4" w:color="D9D9D9"/>
+              <w:insideV w:val="single" w:sz="4" w:color="D9D9D9"/>
+            </w:tcBorders>
+            <w:shd w:fill="F3F7FA"/>
+          </w:tcPr>
+          <w:p>
+            <w:pPr>
+              <w:spacing w:after="40"/>
+              <w:jc w:val="center"/>
+            </w:pPr>
+            <w:r>
+              <w:rPr>
+                <w:rFonts w:ascii="宋体" w:hAnsi="宋体" w:eastAsia="宋体"/>
+                <w:sz w:val="17"/>
+              </w:rPr>
+              <w:t>无</w:t>
+            </w:r>
+          </w:p>
+        </w:tc>
+        <w:tc>
+          <w:tcPr>
+            <w:tcW w:type="dxa" w:w="2379"/>
+            <w:vAlign w:val="center"/>
+            <w:tcBorders>
+              <w:top w:val="single" w:sz="4" w:color="D9D9D9"/>
+              <w:left w:val="single" w:sz="4" w:color="D9D9D9"/>
+              <w:bottom w:val="single" w:sz="4" w:color="D9D9D9"/>
+              <w:right w:val="single" w:sz="4" w:color="D9D9D9"/>
+              <w:insideH w:val="single" w:sz="4" w:color="D9D9D9"/>
+              <w:insideV w:val="single" w:sz="4" w:color="D9D9D9"/>
+            </w:tcBorders>
+            <w:shd w:fill="F3F7FA"/>
+          </w:tcPr>
+          <w:p>
+            <w:pPr>
+              <w:spacing w:after="40"/>
+              <w:jc w:val="center"/>
+            </w:pPr>
+            <w:r>
+              <w:rPr>
+                <w:rFonts w:ascii="宋体" w:hAnsi="宋体" w:eastAsia="宋体"/>
+                <w:sz w:val="17"/>
+              </w:rPr>
+              <w:t>匹配实现中无</w:t>
+            </w:r>
+          </w:p>
+        </w:tc>
+        <w:tc>
+          <w:tcPr>
+            <w:tcW w:type="dxa" w:w="2379"/>
+            <w:vAlign w:val="center"/>
+            <w:tcBorders>
+              <w:top w:val="single" w:sz="4" w:color="D9D9D9"/>
+              <w:left w:val="single" w:sz="4" w:color="D9D9D9"/>
+              <w:bottom w:val="single" w:sz="4" w:color="D9D9D9"/>
+              <w:right w:val="single" w:sz="4" w:color="D9D9D9"/>
+              <w:insideH w:val="single" w:sz="4" w:color="D9D9D9"/>
+              <w:insideV w:val="single" w:sz="4" w:color="D9D9D9"/>
+            </w:tcBorders>
+            <w:shd w:fill="F3F7FA"/>
+          </w:tcPr>
+          <w:p>
+            <w:pPr>
+              <w:spacing w:after="40"/>
+              <w:jc w:val="center"/>
+            </w:pPr>
+            <w:r>
+              <w:rPr>
+                <w:rFonts w:ascii="宋体" w:hAnsi="宋体" w:eastAsia="宋体"/>
+                <w:sz w:val="17"/>
+              </w:rPr>
+              <w:t>无</w:t>
+            </w:r>
+          </w:p>
+        </w:tc>
+      </w:tr>
+    </w:tbl>
+    <w:p>
+      <w:pPr>
+        <w:spacing w:after="60"/>
+      </w:pPr>
+    </w:p>
+    <w:p>
       <w:pPr>
         <w:pStyle w:val="Heading1"/>
         <w:spacing w:before="240" w:after="120"/>
@@ -669,6 +1499,444 @@
         </w:rPr>
         <w:t>实验采用异构无人机协同拦截环境。各方法共享相同的角色图策略、集中式 critic、奖励、通信范围、目标运动、训练预算与故障条件支持集。UTR 是严格匹配的均匀拓扑回放基线；Original DRTP 是本文主方法；PLR-style 是按照匹配协议实现的外部自适应采样比较器。EGTR 与 GA-EGTR 属于开发阶段候选，不作为本文主方法，也不与 Original DRTP 的 confirmatory 结果混合。</w:t>
       </w:r>
+    </w:p>
+    <w:p>
+      <w:r>
+        <w:br w:type="page"/>
+      </w:r>
+    </w:p>
+    <w:p>
+      <w:pPr>
+        <w:jc w:val="center"/>
+      </w:pPr>
+      <w:r>
+        <w:rPr>
+          <w:rFonts w:ascii="黑体" w:hAnsi="黑体" w:eastAsia="黑体"/>
+          <w:sz w:val="20"/>
+        </w:rPr>
+        <w:t>表 2 匹配环境与训练协议</w:t>
+      </w:r>
+    </w:p>
+    <w:tbl>
+      <w:tblPr>
+        <w:tblStyle w:val="TableGrid"/>
+        <w:tblW w:type="auto" w:w="0"/>
+        <w:tblLayout w:type="autofit"/>
+        <w:tblLook w:firstColumn="1" w:firstRow="1" w:lastColumn="0" w:lastRow="0" w:noHBand="0" w:noVBand="1" w:val="04A0"/>
+      </w:tblPr>
+      <w:tblGrid>
+        <w:gridCol w:w="4759"/>
+        <w:gridCol w:w="4759"/>
+      </w:tblGrid>
+      <w:tr>
+        <w:tc>
+          <w:tcPr>
+            <w:tcW w:type="dxa" w:w="4759"/>
+            <w:vAlign w:val="center"/>
+            <w:tcBorders>
+              <w:top w:val="single" w:sz="4" w:color="D9D9D9"/>
+              <w:left w:val="single" w:sz="4" w:color="D9D9D9"/>
+              <w:bottom w:val="single" w:sz="4" w:color="D9D9D9"/>
+              <w:right w:val="single" w:sz="4" w:color="D9D9D9"/>
+              <w:insideH w:val="single" w:sz="4" w:color="D9D9D9"/>
+              <w:insideV w:val="single" w:sz="4" w:color="D9D9D9"/>
+            </w:tcBorders>
+            <w:shd w:fill="1F4E78"/>
+          </w:tcPr>
+          <w:p>
+            <w:pPr>
+              <w:spacing w:after="40"/>
+              <w:jc w:val="center"/>
+            </w:pPr>
+            <w:r>
+              <w:rPr>
+                <w:rFonts w:ascii="宋体" w:hAnsi="宋体" w:eastAsia="宋体"/>
+                <w:b/>
+                <w:color w:val="FFFFFF"/>
+                <w:sz w:val="17"/>
+              </w:rPr>
+              <w:t>项目</w:t>
+            </w:r>
+          </w:p>
+        </w:tc>
+        <w:tc>
+          <w:tcPr>
+            <w:tcW w:type="dxa" w:w="4759"/>
+            <w:vAlign w:val="center"/>
+            <w:tcBorders>
+              <w:top w:val="single" w:sz="4" w:color="D9D9D9"/>
+              <w:left w:val="single" w:sz="4" w:color="D9D9D9"/>
+              <w:bottom w:val="single" w:sz="4" w:color="D9D9D9"/>
+              <w:right w:val="single" w:sz="4" w:color="D9D9D9"/>
+              <w:insideH w:val="single" w:sz="4" w:color="D9D9D9"/>
+              <w:insideV w:val="single" w:sz="4" w:color="D9D9D9"/>
+            </w:tcBorders>
+            <w:shd w:fill="1F4E78"/>
+          </w:tcPr>
+          <w:p>
+            <w:pPr>
+              <w:spacing w:after="40"/>
+              <w:jc w:val="center"/>
+            </w:pPr>
+            <w:r>
+              <w:rPr>
+                <w:rFonts w:ascii="宋体" w:hAnsi="宋体" w:eastAsia="宋体"/>
+                <w:b/>
+                <w:color w:val="FFFFFF"/>
+                <w:sz w:val="17"/>
+              </w:rPr>
+              <w:t>所有主比较方法的固定设置</w:t>
+            </w:r>
+          </w:p>
+        </w:tc>
+      </w:tr>
+      <w:tr>
+        <w:tc>
+          <w:tcPr>
+            <w:tcW w:type="dxa" w:w="4759"/>
+            <w:vAlign w:val="center"/>
+            <w:tcBorders>
+              <w:top w:val="single" w:sz="4" w:color="D9D9D9"/>
+              <w:left w:val="single" w:sz="4" w:color="D9D9D9"/>
+              <w:bottom w:val="single" w:sz="4" w:color="D9D9D9"/>
+              <w:right w:val="single" w:sz="4" w:color="D9D9D9"/>
+              <w:insideH w:val="single" w:sz="4" w:color="D9D9D9"/>
+              <w:insideV w:val="single" w:sz="4" w:color="D9D9D9"/>
+            </w:tcBorders>
+          </w:tcPr>
+          <w:p>
+            <w:pPr>
+              <w:spacing w:after="40"/>
+              <w:jc w:val="center"/>
+            </w:pPr>
+            <w:r>
+              <w:rPr>
+                <w:rFonts w:ascii="宋体" w:hAnsi="宋体" w:eastAsia="宋体"/>
+                <w:sz w:val="17"/>
+              </w:rPr>
+              <w:t>环境与故障支持集</w:t>
+            </w:r>
+          </w:p>
+        </w:tc>
+        <w:tc>
+          <w:tcPr>
+            <w:tcW w:type="dxa" w:w="4759"/>
+            <w:vAlign w:val="center"/>
+            <w:tcBorders>
+              <w:top w:val="single" w:sz="4" w:color="D9D9D9"/>
+              <w:left w:val="single" w:sz="4" w:color="D9D9D9"/>
+              <w:bottom w:val="single" w:sz="4" w:color="D9D9D9"/>
+              <w:right w:val="single" w:sz="4" w:color="D9D9D9"/>
+              <w:insideH w:val="single" w:sz="4" w:color="D9D9D9"/>
+              <w:insideV w:val="single" w:sz="4" w:color="D9D9D9"/>
+            </w:tcBorders>
+          </w:tcPr>
+          <w:p>
+            <w:pPr>
+              <w:spacing w:after="40"/>
+              <w:jc w:val="left"/>
+            </w:pPr>
+            <w:r>
+              <w:rPr>
+                <w:rFonts w:ascii="宋体" w:hAnsi="宋体" w:eastAsia="宋体"/>
+                <w:sz w:val="17"/>
+              </w:rPr>
+              <w:t>相同的异构无人机协同环境与预先冻结的名义/非名义拓扑条件</w:t>
+            </w:r>
+          </w:p>
+        </w:tc>
+      </w:tr>
+      <w:tr>
+        <w:tc>
+          <w:tcPr>
+            <w:tcW w:type="dxa" w:w="4759"/>
+            <w:vAlign w:val="center"/>
+            <w:tcBorders>
+              <w:top w:val="single" w:sz="4" w:color="D9D9D9"/>
+              <w:left w:val="single" w:sz="4" w:color="D9D9D9"/>
+              <w:bottom w:val="single" w:sz="4" w:color="D9D9D9"/>
+              <w:right w:val="single" w:sz="4" w:color="D9D9D9"/>
+              <w:insideH w:val="single" w:sz="4" w:color="D9D9D9"/>
+              <w:insideV w:val="single" w:sz="4" w:color="D9D9D9"/>
+            </w:tcBorders>
+            <w:shd w:fill="F3F7FA"/>
+          </w:tcPr>
+          <w:p>
+            <w:pPr>
+              <w:spacing w:after="40"/>
+              <w:jc w:val="center"/>
+            </w:pPr>
+            <w:r>
+              <w:rPr>
+                <w:rFonts w:ascii="宋体" w:hAnsi="宋体" w:eastAsia="宋体"/>
+                <w:sz w:val="17"/>
+              </w:rPr>
+              <w:t>策略学习器</w:t>
+            </w:r>
+          </w:p>
+        </w:tc>
+        <w:tc>
+          <w:tcPr>
+            <w:tcW w:type="dxa" w:w="4759"/>
+            <w:vAlign w:val="center"/>
+            <w:tcBorders>
+              <w:top w:val="single" w:sz="4" w:color="D9D9D9"/>
+              <w:left w:val="single" w:sz="4" w:color="D9D9D9"/>
+              <w:bottom w:val="single" w:sz="4" w:color="D9D9D9"/>
+              <w:right w:val="single" w:sz="4" w:color="D9D9D9"/>
+              <w:insideH w:val="single" w:sz="4" w:color="D9D9D9"/>
+              <w:insideV w:val="single" w:sz="4" w:color="D9D9D9"/>
+            </w:tcBorders>
+            <w:shd w:fill="F3F7FA"/>
+          </w:tcPr>
+          <w:p>
+            <w:pPr>
+              <w:spacing w:after="40"/>
+              <w:jc w:val="left"/>
+            </w:pPr>
+            <w:r>
+              <w:rPr>
+                <w:rFonts w:ascii="宋体" w:hAnsi="宋体" w:eastAsia="宋体"/>
+                <w:sz w:val="17"/>
+              </w:rPr>
+              <w:t>相同的角色图 actor、集中式 critic 与 MAPPO/PPO 更新</w:t>
+            </w:r>
+          </w:p>
+        </w:tc>
+      </w:tr>
+      <w:tr>
+        <w:tc>
+          <w:tcPr>
+            <w:tcW w:type="dxa" w:w="4759"/>
+            <w:vAlign w:val="center"/>
+            <w:tcBorders>
+              <w:top w:val="single" w:sz="4" w:color="D9D9D9"/>
+              <w:left w:val="single" w:sz="4" w:color="D9D9D9"/>
+              <w:bottom w:val="single" w:sz="4" w:color="D9D9D9"/>
+              <w:right w:val="single" w:sz="4" w:color="D9D9D9"/>
+              <w:insideH w:val="single" w:sz="4" w:color="D9D9D9"/>
+              <w:insideV w:val="single" w:sz="4" w:color="D9D9D9"/>
+            </w:tcBorders>
+          </w:tcPr>
+          <w:p>
+            <w:pPr>
+              <w:spacing w:after="40"/>
+              <w:jc w:val="center"/>
+            </w:pPr>
+            <w:r>
+              <w:rPr>
+                <w:rFonts w:ascii="宋体" w:hAnsi="宋体" w:eastAsia="宋体"/>
+                <w:sz w:val="17"/>
+              </w:rPr>
+              <w:t>环境接口</w:t>
+            </w:r>
+          </w:p>
+        </w:tc>
+        <w:tc>
+          <w:tcPr>
+            <w:tcW w:type="dxa" w:w="4759"/>
+            <w:vAlign w:val="center"/>
+            <w:tcBorders>
+              <w:top w:val="single" w:sz="4" w:color="D9D9D9"/>
+              <w:left w:val="single" w:sz="4" w:color="D9D9D9"/>
+              <w:bottom w:val="single" w:sz="4" w:color="D9D9D9"/>
+              <w:right w:val="single" w:sz="4" w:color="D9D9D9"/>
+              <w:insideH w:val="single" w:sz="4" w:color="D9D9D9"/>
+              <w:insideV w:val="single" w:sz="4" w:color="D9D9D9"/>
+            </w:tcBorders>
+          </w:tcPr>
+          <w:p>
+            <w:pPr>
+              <w:spacing w:after="40"/>
+              <w:jc w:val="left"/>
+            </w:pPr>
+            <w:r>
+              <w:rPr>
+                <w:rFonts w:ascii="宋体" w:hAnsi="宋体" w:eastAsia="宋体"/>
+                <w:sz w:val="17"/>
+              </w:rPr>
+              <w:t>相同的观测、奖励、转移、通信范围与动作掩码</w:t>
+            </w:r>
+          </w:p>
+        </w:tc>
+      </w:tr>
+      <w:tr>
+        <w:tc>
+          <w:tcPr>
+            <w:tcW w:type="dxa" w:w="4759"/>
+            <w:vAlign w:val="center"/>
+            <w:tcBorders>
+              <w:top w:val="single" w:sz="4" w:color="D9D9D9"/>
+              <w:left w:val="single" w:sz="4" w:color="D9D9D9"/>
+              <w:bottom w:val="single" w:sz="4" w:color="D9D9D9"/>
+              <w:right w:val="single" w:sz="4" w:color="D9D9D9"/>
+              <w:insideH w:val="single" w:sz="4" w:color="D9D9D9"/>
+              <w:insideV w:val="single" w:sz="4" w:color="D9D9D9"/>
+            </w:tcBorders>
+            <w:shd w:fill="F3F7FA"/>
+          </w:tcPr>
+          <w:p>
+            <w:pPr>
+              <w:spacing w:after="40"/>
+              <w:jc w:val="center"/>
+            </w:pPr>
+            <w:r>
+              <w:rPr>
+                <w:rFonts w:ascii="宋体" w:hAnsi="宋体" w:eastAsia="宋体"/>
+                <w:sz w:val="17"/>
+              </w:rPr>
+              <w:t>训练预算</w:t>
+            </w:r>
+          </w:p>
+        </w:tc>
+        <w:tc>
+          <w:tcPr>
+            <w:tcW w:type="dxa" w:w="4759"/>
+            <w:vAlign w:val="center"/>
+            <w:tcBorders>
+              <w:top w:val="single" w:sz="4" w:color="D9D9D9"/>
+              <w:left w:val="single" w:sz="4" w:color="D9D9D9"/>
+              <w:bottom w:val="single" w:sz="4" w:color="D9D9D9"/>
+              <w:right w:val="single" w:sz="4" w:color="D9D9D9"/>
+              <w:insideH w:val="single" w:sz="4" w:color="D9D9D9"/>
+              <w:insideV w:val="single" w:sz="4" w:color="D9D9D9"/>
+            </w:tcBorders>
+            <w:shd w:fill="F3F7FA"/>
+          </w:tcPr>
+          <w:p>
+            <w:pPr>
+              <w:spacing w:after="40"/>
+              <w:jc w:val="left"/>
+            </w:pPr>
+            <w:r>
+              <w:rPr>
+                <w:rFonts w:ascii="宋体" w:hAnsi="宋体" w:eastAsia="宋体"/>
+                <w:sz w:val="17"/>
+              </w:rPr>
+              <w:t>4 个并行环境、64 个 rollout step、39,063 个 update、10,000,128 个环境步</w:t>
+            </w:r>
+          </w:p>
+        </w:tc>
+      </w:tr>
+      <w:tr>
+        <w:tc>
+          <w:tcPr>
+            <w:tcW w:type="dxa" w:w="4759"/>
+            <w:vAlign w:val="center"/>
+            <w:tcBorders>
+              <w:top w:val="single" w:sz="4" w:color="D9D9D9"/>
+              <w:left w:val="single" w:sz="4" w:color="D9D9D9"/>
+              <w:bottom w:val="single" w:sz="4" w:color="D9D9D9"/>
+              <w:right w:val="single" w:sz="4" w:color="D9D9D9"/>
+              <w:insideH w:val="single" w:sz="4" w:color="D9D9D9"/>
+              <w:insideV w:val="single" w:sz="4" w:color="D9D9D9"/>
+            </w:tcBorders>
+          </w:tcPr>
+          <w:p>
+            <w:pPr>
+              <w:spacing w:after="40"/>
+              <w:jc w:val="center"/>
+            </w:pPr>
+            <w:r>
+              <w:rPr>
+                <w:rFonts w:ascii="宋体" w:hAnsi="宋体" w:eastAsia="宋体"/>
+                <w:sz w:val="17"/>
+              </w:rPr>
+              <w:t>终点评估</w:t>
+            </w:r>
+          </w:p>
+        </w:tc>
+        <w:tc>
+          <w:tcPr>
+            <w:tcW w:type="dxa" w:w="4759"/>
+            <w:vAlign w:val="center"/>
+            <w:tcBorders>
+              <w:top w:val="single" w:sz="4" w:color="D9D9D9"/>
+              <w:left w:val="single" w:sz="4" w:color="D9D9D9"/>
+              <w:bottom w:val="single" w:sz="4" w:color="D9D9D9"/>
+              <w:right w:val="single" w:sz="4" w:color="D9D9D9"/>
+              <w:insideH w:val="single" w:sz="4" w:color="D9D9D9"/>
+              <w:insideV w:val="single" w:sz="4" w:color="D9D9D9"/>
+            </w:tcBorders>
+          </w:tcPr>
+          <w:p>
+            <w:pPr>
+              <w:spacing w:after="40"/>
+              <w:jc w:val="left"/>
+            </w:pPr>
+            <w:r>
+              <w:rPr>
+                <w:rFonts w:ascii="宋体" w:hAnsi="宋体" w:eastAsia="宋体"/>
+                <w:sz w:val="17"/>
+              </w:rPr>
+              <w:t>相同的训练不可访问固定 endpoint tape；不使用 early stopping 或 checkpoint promotion</w:t>
+            </w:r>
+          </w:p>
+        </w:tc>
+      </w:tr>
+      <w:tr>
+        <w:tc>
+          <w:tcPr>
+            <w:tcW w:type="dxa" w:w="4759"/>
+            <w:vAlign w:val="center"/>
+            <w:tcBorders>
+              <w:top w:val="single" w:sz="4" w:color="D9D9D9"/>
+              <w:left w:val="single" w:sz="4" w:color="D9D9D9"/>
+              <w:bottom w:val="single" w:sz="4" w:color="D9D9D9"/>
+              <w:right w:val="single" w:sz="4" w:color="D9D9D9"/>
+              <w:insideH w:val="single" w:sz="4" w:color="D9D9D9"/>
+              <w:insideV w:val="single" w:sz="4" w:color="D9D9D9"/>
+            </w:tcBorders>
+            <w:shd w:fill="F3F7FA"/>
+          </w:tcPr>
+          <w:p>
+            <w:pPr>
+              <w:spacing w:after="40"/>
+              <w:jc w:val="center"/>
+            </w:pPr>
+            <w:r>
+              <w:rPr>
+                <w:rFonts w:ascii="宋体" w:hAnsi="宋体" w:eastAsia="宋体"/>
+                <w:sz w:val="17"/>
+              </w:rPr>
+              <w:t>唯一 UTR–DRTP 差异</w:t>
+            </w:r>
+          </w:p>
+        </w:tc>
+        <w:tc>
+          <w:tcPr>
+            <w:tcW w:type="dxa" w:w="4759"/>
+            <w:vAlign w:val="center"/>
+            <w:tcBorders>
+              <w:top w:val="single" w:sz="4" w:color="D9D9D9"/>
+              <w:left w:val="single" w:sz="4" w:color="D9D9D9"/>
+              <w:bottom w:val="single" w:sz="4" w:color="D9D9D9"/>
+              <w:right w:val="single" w:sz="4" w:color="D9D9D9"/>
+              <w:insideH w:val="single" w:sz="4" w:color="D9D9D9"/>
+              <w:insideV w:val="single" w:sz="4" w:color="D9D9D9"/>
+            </w:tcBorders>
+            <w:shd w:fill="F3F7FA"/>
+          </w:tcPr>
+          <w:p>
+            <w:pPr>
+              <w:spacing w:after="40"/>
+              <w:jc w:val="left"/>
+            </w:pPr>
+            <w:r>
+              <w:rPr>
+                <w:rFonts w:ascii="宋体" w:hAnsi="宋体" w:eastAsia="宋体"/>
+                <w:sz w:val="17"/>
+              </w:rPr>
+              <w:t>环境 reset 时已有冻结条件的分配概率</w:t>
+            </w:r>
+          </w:p>
+        </w:tc>
+      </w:tr>
+    </w:tbl>
+    <w:p>
+      <w:pPr>
+        <w:spacing w:after="60"/>
+      </w:pPr>
     </w:p>
     <w:p>
       <w:pPr>
@@ -4094,6 +5362,15 @@
     </w:p>
     <w:p>
       <w:pPr>
+        <w:pStyle w:val="Heading1"/>
+        <w:spacing w:before="240" w:after="120"/>
+      </w:pPr>
+      <w:r>
+        <w:t>8 局限性</w:t>
+      </w:r>
+    </w:p>
+    <w:p>
+      <w:pPr>
         <w:spacing w:after="100" w:line="336" w:lineRule="auto"/>
         <w:ind w:firstLine="420"/>
       </w:pPr>
@@ -4102,7 +5379,7 @@
           <w:rFonts w:ascii="宋体" w:hAnsi="宋体" w:eastAsia="宋体"/>
           <w:sz w:val="21"/>
         </w:rPr>
-        <w:t>本文仍有明确边界。第一，所有结论来自仿真环境及其定义的故障接口，不能外推为实飞部署性能。第二，当前证据不支持逐 seed 一致优越或所有安全指标单调改善。第三，跨尺度结论必须由正在执行的 6-UAV 正式协议确定。上述边界限定了结论范围，而不改变本文针对“冻结故障支持集内如何安排训练暴露”的核心回答。</w:t>
+        <w:t>本研究在仿真环境及其定义的有限拓扑故障接口内开展，不能外推为实飞部署性能。当前证据不支持逐 seed 一致优越，也不支持所有安全指标单调改善；collision 与 timeout 因而在主表中分开报告。参数与结构 OOD 结论仅适用于各自冻结的 shift 协议。跨尺度结论必须由正在执行的 6-UAV 正式协议确定。上述边界限定了结论范围，而不改变本文针对“冻结故障支持集内如何安排训练暴露”的核心回答。</w:t>
       </w:r>
     </w:p>
     <w:p>
@@ -4111,7 +5388,7 @@
         <w:spacing w:before="240" w:after="120"/>
       </w:pPr>
       <w:r>
-        <w:t>8 结论</w:t>
+        <w:t>9 结论</w:t>
       </w:r>
     </w:p>
     <w:p>
@@ -4177,7 +5454,7 @@
         <w:spacing w:before="240" w:after="120"/>
       </w:pPr>
       <w:r>
-        <w:t>参考文献（初始锚点；投稿前须补全和逐条核验）</w:t>
+        <w:t>参考文献（提交前按目标期刊格式逐条核验）</w:t>
       </w:r>
     </w:p>
     <w:p>
@@ -4190,7 +5467,7 @@
           <w:rFonts w:ascii="宋体" w:hAnsi="宋体" w:eastAsia="宋体"/>
           <w:sz w:val="21"/>
         </w:rPr>
-        <w:t>[1] Zhang X, et al. Effective Communications: Joint Learning and Communication Framework for Multi-Agent Reinforcement Learning Over Noisy Channels. *IEEE Journal on Selected Areas in Communications*, 2021. https://ieeexplore.ieee.org/document/9466501/</w:t>
+        <w:t>[1] Tung T, et al. Effective Communications: Joint Learning and Communication Framework for Multi-Agent Reinforcement Learning Over Noisy Channels. *IEEE Journal on Selected Areas in Communications*, 39(8):2590–2603, 2021. https://doi.org/10.1109/JSAC.2021.3087248</w:t>
       </w:r>
     </w:p>
     <w:p>
@@ -4203,7 +5480,7 @@
           <w:rFonts w:ascii="宋体" w:hAnsi="宋体" w:eastAsia="宋体"/>
           <w:sz w:val="21"/>
         </w:rPr>
-        <w:t>[2] Chen X, et al. Distributed Reinforcement Learning for Flexible and Efficient UAV Swarm Control. *IEEE Transactions on Cognitive Communications and Networking*, 2021. https://ieeexplore.ieee.org/document/9366781/</w:t>
+        <w:t>[2] Chen X, et al. Distributed Reinforcement Learning for Flexible and Efficient UAV Swarm Control. *IEEE Transactions on Cognitive Communications and Networking*, 7(3):955–969, 2021. https://doi.org/10.1109/TCCN.2021.3063170</w:t>
       </w:r>
     </w:p>
     <w:p>
@@ -4216,7 +5493,7 @@
           <w:rFonts w:ascii="宋体" w:hAnsi="宋体" w:eastAsia="宋体"/>
           <w:sz w:val="21"/>
         </w:rPr>
-        <w:t>[3] Jiang M, Grefenstette E, Rocktäschel T. Prioritized Level Replay. In: *Proceedings of the 38th International Conference on Machine Learning*, 2021. https://proceedings.mlr.press/v139/jiang21b.html</w:t>
+        <w:t>[3] Narvekar S, Peng B, Leonetti M, Sinapov J, Taylor ME, Stone P. Curriculum Learning for Reinforcement Learning Domains: A Framework and Survey. *Journal of Machine Learning Research*, 21(181):1–50, 2020.</w:t>
       </w:r>
     </w:p>
     <w:p>
@@ -4229,7 +5506,46 @@
           <w:rFonts w:ascii="宋体" w:hAnsi="宋体" w:eastAsia="宋体"/>
           <w:sz w:val="21"/>
         </w:rPr>
-        <w:t>[待补：MAPPO、通信鲁棒 MARL、UAV 故障恢复、课程学习/域随机化的直接原始文献；所有作者、卷期、页码和 DOI 必须在投稿前核验。]</w:t>
+        <w:t>[4] Jiang M, Grefenstette E, Rocktäschel T. Prioritized Level Replay. In: *Proceedings of the 38th International Conference on Machine Learning*, 4940–4950, 2021. https://proceedings.mlr.press/v139/jiang21b.html</w:t>
+      </w:r>
+    </w:p>
+    <w:p>
+      <w:pPr>
+        <w:spacing w:after="100" w:line="336" w:lineRule="auto"/>
+        <w:ind w:firstLine="420"/>
+      </w:pPr>
+      <w:r>
+        <w:rPr>
+          <w:rFonts w:ascii="宋体" w:hAnsi="宋体" w:eastAsia="宋体"/>
+          <w:sz w:val="21"/>
+        </w:rPr>
+        <w:t>[5] Tobin J, Fong R, Ray A, et al. Domain Randomization for Transferring Deep Neural Networks from Simulation to the Real World. In: *IEEE/RSJ International Conference on Intelligent Robots and Systems*, 2017. https://doi.org/10.1109/IROS.2017.8202133</w:t>
+      </w:r>
+    </w:p>
+    <w:p>
+      <w:pPr>
+        <w:spacing w:after="100" w:line="336" w:lineRule="auto"/>
+        <w:ind w:firstLine="420"/>
+      </w:pPr>
+      <w:r>
+        <w:rPr>
+          <w:rFonts w:ascii="宋体" w:hAnsi="宋体" w:eastAsia="宋体"/>
+          <w:sz w:val="21"/>
+        </w:rPr>
+        <w:t>[6] Yu C, Velu A, Vinitsky E, et al. The Surprising Effectiveness of PPO in Cooperative, Multi-Agent Games. *NeurIPS Datasets and Benchmarks Track*, 2022. arXiv:2103.01955.</w:t>
+      </w:r>
+    </w:p>
+    <w:p>
+      <w:pPr>
+        <w:spacing w:after="100" w:line="336" w:lineRule="auto"/>
+        <w:ind w:firstLine="420"/>
+      </w:pPr>
+      <w:r>
+        <w:rPr>
+          <w:rFonts w:ascii="宋体" w:hAnsi="宋体" w:eastAsia="宋体"/>
+          <w:sz w:val="21"/>
+        </w:rPr>
+        <w:t>[投稿前须补充与本文最终版实验协议直接对应的 MAPPO、通信鲁棒 MARL、UAV 故障恢复原始文献，并用目标期刊的参考文献格式逐条核验作者、卷期、页码与 DOI。]</w:t>
       </w:r>
     </w:p>
     <w:sectPr>

--- a/docs/drtp_final_paper_closure_20260907/DRTP_FINAL_MANUSCRIPT_ZH_DRAFT.docx
+++ b/docs/drtp_final_paper_closure_20260907/DRTP_FINAL_MANUSCRIPT_ZH_DRAFT.docx
@@ -5362,11 +5362,11 @@
     </w:p>
     <w:p>
       <w:pPr>
-        <w:pStyle w:val="Heading1"/>
-        <w:spacing w:before="240" w:after="120"/>
+        <w:pStyle w:val="Heading2"/>
+        <w:spacing w:before="180" w:after="80"/>
       </w:pPr>
       <w:r>
-        <w:t>8 局限性</w:t>
+        <w:t>7.1 研究边界与局限性</w:t>
       </w:r>
     </w:p>
     <w:p>
@@ -5388,7 +5388,7 @@
         <w:spacing w:before="240" w:after="120"/>
       </w:pPr>
       <w:r>
-        <w:t>9 结论</w:t>
+        <w:t>8 结论</w:t>
       </w:r>
     </w:p>
     <w:p>

--- a/docs/drtp_final_paper_closure_20260907/DRTP_FINAL_MANUSCRIPT_ZH_DRAFT.docx
+++ b/docs/drtp_final_paper_closure_20260907/DRTP_FINAL_MANUSCRIPT_ZH_DRAFT.docx
@@ -158,6 +158,19 @@
           <w:sz w:val="21"/>
         </w:rPr>
         <w:t>本文围绕这一问题提出 DRTP。方法仅改变 reset 时的故障条件选择概率，不向 actor 或 critic 输入 sampler 状态，不改变奖励、转移、动作接口和 PPO 损失。DRTP 将预定义条件划分为一个名义组与六个非名义故障组：F0、TE、TL、DS、DL 与 CP；其中每个故障组由固定的故障开始时刻和持续时间条件组成。训练过程中，DRTP 用已完成 episode 回报估计各组相对于名义组的困难度，并在有界单纯形上更新非名义组的条件分配概率。因而，方法的比较对象明确：UTR 与 DRTP 的策略学习器和环境完全一致，差别只在已冻结条件支持集内的训练暴露分配。</w:t>
+      </w:r>
+    </w:p>
+    <w:p>
+      <w:pPr>
+        <w:spacing w:after="100" w:line="336" w:lineRule="auto"/>
+        <w:ind w:firstLine="420"/>
+      </w:pPr>
+      <w:r>
+        <w:rPr>
+          <w:rFonts w:ascii="宋体" w:hAnsi="宋体" w:eastAsia="宋体"/>
+          <w:sz w:val="21"/>
+        </w:rPr>
+        <w:t>为使证据链服务于明确的问题而非罗列实验，本文组织四个研究问题：RQ1，DRTP 是否在独立 cohort 中相对 UTR 提升鲁棒性；RQ2，观测到的差异能否与一般优先分配区分；RQ3，优势是否可延伸至冻结的未知故障 shift；RQ4，方法能否在更大规模无人机团队中保持可验证的价值。RQ4 仅由完成后的六无人机正式终点回答。</w:t>
       </w:r>
     </w:p>
     <w:p>
@@ -640,11 +653,6 @@
       </w:r>
     </w:p>
     <w:p>
-      <w:r>
-        <w:br w:type="page"/>
-      </w:r>
-    </w:p>
-    <w:p>
       <w:pPr>
         <w:jc w:val="center"/>
       </w:pPr>
@@ -653,7 +661,7 @@
           <w:rFonts w:ascii="黑体" w:hAnsi="黑体" w:eastAsia="黑体"/>
           <w:sz w:val="20"/>
         </w:rPr>
-        <w:t>表 1 UTR、PLR-style 与 DRTP 的机制比较</w:t>
+        <w:t>补充表 S1 UTR、PLR-style 与 DRTP 的机制比较</w:t>
       </w:r>
     </w:p>
     <w:tbl>
@@ -1344,7 +1352,7 @@
                 <w:rFonts w:ascii="宋体" w:hAnsi="宋体" w:eastAsia="宋体"/>
                 <w:sz w:val="17"/>
               </w:rPr>
-              <w:t>(0.05\le q_g\le0.35) 的有界单纯形</w:t>
+              <w:t>0.05 ≤ q_g ≤ 0.35 的有界单纯形</w:t>
             </w:r>
           </w:p>
         </w:tc>
@@ -1501,11 +1509,6 @@
       </w:r>
     </w:p>
     <w:p>
-      <w:r>
-        <w:br w:type="page"/>
-      </w:r>
-    </w:p>
-    <w:p>
       <w:pPr>
         <w:jc w:val="center"/>
       </w:pPr>
@@ -1514,7 +1517,7 @@
           <w:rFonts w:ascii="黑体" w:hAnsi="黑体" w:eastAsia="黑体"/>
           <w:sz w:val="20"/>
         </w:rPr>
-        <w:t>表 2 匹配环境与训练协议</w:t>
+        <w:t>表 1 匹配环境与训练协议</w:t>
       </w:r>
     </w:p>
     <w:tbl>
@@ -2010,7 +2013,7 @@
         <w:spacing w:before="180" w:after="80"/>
       </w:pPr>
       <w:r>
-        <w:t>6.1 主实验：DRTP 相对 UTR 的重复 cohort-level 鲁棒性收益</w:t>
+        <w:t>6.1 RQ1：DRTP 是否相对 UTR 提升鲁棒性？</w:t>
       </w:r>
     </w:p>
     <w:p>
@@ -2023,12 +2026,7 @@
           <w:rFonts w:ascii="宋体" w:hAnsi="宋体" w:eastAsia="宋体"/>
           <w:sz w:val="21"/>
         </w:rPr>
-        <w:t>表 1 给出了两批独立 cohort 的固定终点结果。cohort A 中，UTR 的扰动回报均值为 177.02，DRTP 为 216.66；DRTP 的最差 seed 回报为 191.49，高于 UTR 的 79.75，且样本标准差从 64.53 降至 23.48。cohort B 中，DRTP 的扰动回报均值为 210.34，高于 UTR 的 187.18；DRTP 最差 seed 为 172.03，而 UTR 最差 seed 为 164.98。两批均显示 DRTP 相对 UTR 的正 cohort-level 平均收益，A 中的 lower-tail 改善尤其明显。</w:t>
-      </w:r>
-    </w:p>
-    <w:p>
-      <w:r>
-        <w:br w:type="page"/>
+        <w:t>表 2 给出了两批独立 cohort 的固定终点结果。cohort A 中，UTR 的扰动回报均值为 177.02，DRTP 为 216.66；DRTP 的最差 seed 回报为 191.49，高于 UTR 的 79.75，且样本标准差从 64.53 降至 23.48。cohort B 中，DRTP 的扰动回报均值为 210.34，高于 UTR 的 187.18；DRTP 最差 seed 为 172.03，而 UTR 最差 seed 为 164.98。两批均显示 DRTP 相对 UTR 的正 cohort-level 平均收益，A 中的 lower-tail 改善尤其明显。</w:t>
       </w:r>
     </w:p>
     <w:p>
@@ -2040,7 +2038,7 @@
           <w:rFonts w:ascii="黑体" w:hAnsi="黑体" w:eastAsia="黑体"/>
           <w:sz w:val="20"/>
         </w:rPr>
-        <w:t>表 1 两个 fresh cohort 的主终点结果（每行 n=5 个训练 seed）</w:t>
+        <w:t>表 2 两个 fresh cohort 的主终点结果（每行 n=5 个训练 seed）</w:t>
       </w:r>
     </w:p>
     <w:tbl>
@@ -3065,7 +3063,7 @@
           <w:rFonts w:ascii="宋体" w:hAnsi="宋体" w:eastAsia="宋体"/>
           <w:sz w:val="21"/>
         </w:rPr>
-        <w:t>这些结果支持“DRTP 在所评估故障接口内相对 UTR 具有重复 cohort-level 鲁棒性收益”的主张。该结论并不等价于每个配对 seed 均获益，也不等价于所有安全指标均严格改善。</w:t>
+        <w:t>解释、证据边界与限制。 由于 UTR 与 DRTP 的唯一差异是 reset 条件分配，两批同向的均值对比与 lower-tail 表现与训练暴露分配的作用相一致。该证据不等价于每个配对 seed 均获益，也不等价于 collision 单调下降：A 中 DRTP 的 collision 高于 UTR，B 中二者相同。因此，投稿图 4 将配对回报、timeout 与 collision 分开报告，而不构造单一“安全分数”。</w:t>
       </w:r>
     </w:p>
     <w:p>
@@ -3074,7 +3072,7 @@
         <w:spacing w:before="180" w:after="80"/>
       </w:pPr>
       <w:r>
-        <w:t>6.2 冻结结构 OOD 与参数扰动</w:t>
+        <w:t>6.2 RQ3：DRTP 能否泛化至训练未见的故障 shift？</w:t>
       </w:r>
     </w:p>
     <w:p>
@@ -3091,11 +3089,6 @@
       </w:r>
     </w:p>
     <w:p>
-      <w:r>
-        <w:br w:type="page"/>
-      </w:r>
-    </w:p>
-    <w:p>
       <w:pPr>
         <w:jc w:val="center"/>
       </w:pPr>
@@ -3104,7 +3097,7 @@
           <w:rFonts w:ascii="黑体" w:hAnsi="黑体" w:eastAsia="黑体"/>
           <w:sz w:val="20"/>
         </w:rPr>
-        <w:t>表 2 冻结 OOD 条件下的 DRTP 相对 UTR 结果</w:t>
+        <w:t>补充表 S2 冻结 OOD 条件下的 DRTP 相对 UTR 结果</w:t>
       </w:r>
     </w:p>
     <w:tbl>
@@ -3839,11 +3832,24 @@
     </w:p>
     <w:p>
       <w:pPr>
+        <w:spacing w:after="100" w:line="336" w:lineRule="auto"/>
+        <w:ind w:firstLine="420"/>
+      </w:pPr>
+      <w:r>
+        <w:rPr>
+          <w:rFonts w:ascii="宋体" w:hAnsi="宋体" w:eastAsia="宋体"/>
+          <w:sz w:val="21"/>
+        </w:rPr>
+        <w:t>解释、证据边界与限制。 两批结构 OOD 的 cohort-level 差值均为正，说明主实验中的对比并非只出现在原训练条件混合中。该结果的证据范围严格限于预先冻结的结构与参数 shift；它不构成任意未知故障、开放世界分布变化或实飞鲁棒性的证明。投稿图 5 将按 cohort 与 shift family 分开呈现配对差值。</w:t>
+      </w:r>
+    </w:p>
+    <w:p>
+      <w:pPr>
         <w:pStyle w:val="Heading2"/>
         <w:spacing w:before="180" w:after="80"/>
       </w:pPr>
       <w:r>
-        <w:t>6.3 与 PLR-style 外部比较器的匹配比较</w:t>
+        <w:t>6.3 RQ2：观测到的收益能否与通用优先分配区分？</w:t>
       </w:r>
     </w:p>
     <w:p>
@@ -3870,11 +3876,6 @@
           <w:sz w:val="21"/>
         </w:rPr>
         <w:t>在 A 中，DRTP 的扰动均值、中位数、最差 seed 和 timeout 均优于 PLR-style：均值为 216.66 对 203.87，最差 seed 为 191.49 对 142.02，timeout 为 0.597 对 0.742。B 中，PLR-style 在扰动均值、最差 seed 和 SD 上更优：220.03 对 210.34、201.06 对 172.03、13.98 对 30.54；但 DRTP 保持较低 timeout（0.602 对 0.699）。因此，本文不将 PLR-style 描述为被 DRTP 一致超越的弱基线；更准确的解释是，拓扑语义化分配与通用优先分配在匹配协议下形成竞争关系，且其相对排序具有 cohort 依赖。</w:t>
-      </w:r>
-    </w:p>
-    <w:p>
-      <w:r>
-        <w:br w:type="page"/>
       </w:r>
     </w:p>
     <w:p>
@@ -5292,11 +5293,24 @@
     </w:p>
     <w:p>
       <w:pPr>
+        <w:spacing w:after="100" w:line="336" w:lineRule="auto"/>
+        <w:ind w:firstLine="420"/>
+      </w:pPr>
+      <w:r>
+        <w:rPr>
+          <w:rFonts w:ascii="宋体" w:hAnsi="宋体" w:eastAsia="宋体"/>
+          <w:sz w:val="21"/>
+        </w:rPr>
+        <w:t>解释、证据边界与限制。 PLR-style 比较不直接证明每一个 DRTP 模块的因果必要性，也不产生跨 cohort 的统一胜者；正式成分消融尚待冻结协议。它的价值在于排除“拓扑语义化分配等同于任意弱优先规则”的简单表述：在同一支持集和预算下，通用优先分配与拓扑语义化分配呈现不同的回报、lower tail、离散度与 timeout 取舍。投稿图 2 和图 3 将分别解释故障语义与三类训练过程的差异。</w:t>
+      </w:r>
+    </w:p>
+    <w:p>
+      <w:pPr>
         <w:pStyle w:val="Heading2"/>
         <w:spacing w:before="180" w:after="80"/>
       </w:pPr>
       <w:r>
-        <w:t>6.4 跨尺度六无人机实验</w:t>
+        <w:t>6.4 RQ4：DRTP 能否扩展至更大规模无人机团队？</w:t>
       </w:r>
     </w:p>
     <w:p>
@@ -5311,6 +5325,1241 @@
         </w:rPr>
         <w:t>[6UAV 待填：仅在正式训练、固定终点评估与聚合均完成后填写。应报告 UTR/DRTP 的 5 个 fresh seed、均值/中位数/lower tail、success、timeout、collision 与 paired delta；不得使用中途 checkpoint 或停止的旧 run。]</w:t>
       </w:r>
+    </w:p>
+    <w:p>
+      <w:pPr>
+        <w:jc w:val="center"/>
+      </w:pPr>
+      <w:r>
+        <w:rPr>
+          <w:rFonts w:ascii="黑体" w:hAnsi="黑体" w:eastAsia="黑体"/>
+          <w:sz w:val="20"/>
+        </w:rPr>
+        <w:t>表 4 六无人机跨尺度正式验证（实验完成后填写）</w:t>
+      </w:r>
+    </w:p>
+    <w:tbl>
+      <w:tblPr>
+        <w:tblStyle w:val="TableGrid"/>
+        <w:tblW w:type="auto" w:w="0"/>
+        <w:tblLayout w:type="autofit"/>
+        <w:tblLook w:firstColumn="1" w:firstRow="1" w:lastColumn="0" w:lastRow="0" w:noHBand="0" w:noVBand="1" w:val="04A0"/>
+      </w:tblPr>
+      <w:tblGrid>
+        <w:gridCol w:w="1360"/>
+        <w:gridCol w:w="1360"/>
+        <w:gridCol w:w="1360"/>
+        <w:gridCol w:w="1360"/>
+        <w:gridCol w:w="1360"/>
+        <w:gridCol w:w="1360"/>
+        <w:gridCol w:w="1360"/>
+      </w:tblGrid>
+      <w:tr>
+        <w:tc>
+          <w:tcPr>
+            <w:tcW w:type="dxa" w:w="1360"/>
+            <w:vAlign w:val="center"/>
+            <w:tcBorders>
+              <w:top w:val="single" w:sz="4" w:color="D9D9D9"/>
+              <w:left w:val="single" w:sz="4" w:color="D9D9D9"/>
+              <w:bottom w:val="single" w:sz="4" w:color="D9D9D9"/>
+              <w:right w:val="single" w:sz="4" w:color="D9D9D9"/>
+              <w:insideH w:val="single" w:sz="4" w:color="D9D9D9"/>
+              <w:insideV w:val="single" w:sz="4" w:color="D9D9D9"/>
+            </w:tcBorders>
+            <w:shd w:fill="1F4E78"/>
+          </w:tcPr>
+          <w:p>
+            <w:pPr>
+              <w:spacing w:after="40"/>
+              <w:jc w:val="center"/>
+            </w:pPr>
+            <w:r>
+              <w:rPr>
+                <w:rFonts w:ascii="宋体" w:hAnsi="宋体" w:eastAsia="宋体"/>
+                <w:b/>
+                <w:color w:val="FFFFFF"/>
+                <w:sz w:val="17"/>
+              </w:rPr>
+              <w:t>团队规模</w:t>
+            </w:r>
+          </w:p>
+        </w:tc>
+        <w:tc>
+          <w:tcPr>
+            <w:tcW w:type="dxa" w:w="1360"/>
+            <w:vAlign w:val="center"/>
+            <w:tcBorders>
+              <w:top w:val="single" w:sz="4" w:color="D9D9D9"/>
+              <w:left w:val="single" w:sz="4" w:color="D9D9D9"/>
+              <w:bottom w:val="single" w:sz="4" w:color="D9D9D9"/>
+              <w:right w:val="single" w:sz="4" w:color="D9D9D9"/>
+              <w:insideH w:val="single" w:sz="4" w:color="D9D9D9"/>
+              <w:insideV w:val="single" w:sz="4" w:color="D9D9D9"/>
+            </w:tcBorders>
+            <w:shd w:fill="1F4E78"/>
+          </w:tcPr>
+          <w:p>
+            <w:pPr>
+              <w:spacing w:after="40"/>
+              <w:jc w:val="center"/>
+            </w:pPr>
+            <w:r>
+              <w:rPr>
+                <w:rFonts w:ascii="宋体" w:hAnsi="宋体" w:eastAsia="宋体"/>
+                <w:b/>
+                <w:color w:val="FFFFFF"/>
+                <w:sz w:val="17"/>
+              </w:rPr>
+              <w:t>方法</w:t>
+            </w:r>
+          </w:p>
+        </w:tc>
+        <w:tc>
+          <w:tcPr>
+            <w:tcW w:type="dxa" w:w="1360"/>
+            <w:vAlign w:val="center"/>
+            <w:tcBorders>
+              <w:top w:val="single" w:sz="4" w:color="D9D9D9"/>
+              <w:left w:val="single" w:sz="4" w:color="D9D9D9"/>
+              <w:bottom w:val="single" w:sz="4" w:color="D9D9D9"/>
+              <w:right w:val="single" w:sz="4" w:color="D9D9D9"/>
+              <w:insideH w:val="single" w:sz="4" w:color="D9D9D9"/>
+              <w:insideV w:val="single" w:sz="4" w:color="D9D9D9"/>
+            </w:tcBorders>
+            <w:shd w:fill="1F4E78"/>
+          </w:tcPr>
+          <w:p>
+            <w:pPr>
+              <w:spacing w:after="40"/>
+              <w:jc w:val="center"/>
+            </w:pPr>
+            <w:r>
+              <w:rPr>
+                <w:rFonts w:ascii="宋体" w:hAnsi="宋体" w:eastAsia="宋体"/>
+                <w:b/>
+                <w:color w:val="FFFFFF"/>
+                <w:sz w:val="17"/>
+              </w:rPr>
+              <w:t>扰动回报均值 ± SD</w:t>
+            </w:r>
+          </w:p>
+        </w:tc>
+        <w:tc>
+          <w:tcPr>
+            <w:tcW w:type="dxa" w:w="1360"/>
+            <w:vAlign w:val="center"/>
+            <w:tcBorders>
+              <w:top w:val="single" w:sz="4" w:color="D9D9D9"/>
+              <w:left w:val="single" w:sz="4" w:color="D9D9D9"/>
+              <w:bottom w:val="single" w:sz="4" w:color="D9D9D9"/>
+              <w:right w:val="single" w:sz="4" w:color="D9D9D9"/>
+              <w:insideH w:val="single" w:sz="4" w:color="D9D9D9"/>
+              <w:insideV w:val="single" w:sz="4" w:color="D9D9D9"/>
+            </w:tcBorders>
+            <w:shd w:fill="1F4E78"/>
+          </w:tcPr>
+          <w:p>
+            <w:pPr>
+              <w:spacing w:after="40"/>
+              <w:jc w:val="center"/>
+            </w:pPr>
+            <w:r>
+              <w:rPr>
+                <w:rFonts w:ascii="宋体" w:hAnsi="宋体" w:eastAsia="宋体"/>
+                <w:b/>
+                <w:color w:val="FFFFFF"/>
+                <w:sz w:val="17"/>
+              </w:rPr>
+              <w:t>success</w:t>
+            </w:r>
+          </w:p>
+        </w:tc>
+        <w:tc>
+          <w:tcPr>
+            <w:tcW w:type="dxa" w:w="1360"/>
+            <w:vAlign w:val="center"/>
+            <w:tcBorders>
+              <w:top w:val="single" w:sz="4" w:color="D9D9D9"/>
+              <w:left w:val="single" w:sz="4" w:color="D9D9D9"/>
+              <w:bottom w:val="single" w:sz="4" w:color="D9D9D9"/>
+              <w:right w:val="single" w:sz="4" w:color="D9D9D9"/>
+              <w:insideH w:val="single" w:sz="4" w:color="D9D9D9"/>
+              <w:insideV w:val="single" w:sz="4" w:color="D9D9D9"/>
+            </w:tcBorders>
+            <w:shd w:fill="1F4E78"/>
+          </w:tcPr>
+          <w:p>
+            <w:pPr>
+              <w:spacing w:after="40"/>
+              <w:jc w:val="center"/>
+            </w:pPr>
+            <w:r>
+              <w:rPr>
+                <w:rFonts w:ascii="宋体" w:hAnsi="宋体" w:eastAsia="宋体"/>
+                <w:b/>
+                <w:color w:val="FFFFFF"/>
+                <w:sz w:val="17"/>
+              </w:rPr>
+              <w:t>timeout</w:t>
+            </w:r>
+          </w:p>
+        </w:tc>
+        <w:tc>
+          <w:tcPr>
+            <w:tcW w:type="dxa" w:w="1360"/>
+            <w:vAlign w:val="center"/>
+            <w:tcBorders>
+              <w:top w:val="single" w:sz="4" w:color="D9D9D9"/>
+              <w:left w:val="single" w:sz="4" w:color="D9D9D9"/>
+              <w:bottom w:val="single" w:sz="4" w:color="D9D9D9"/>
+              <w:right w:val="single" w:sz="4" w:color="D9D9D9"/>
+              <w:insideH w:val="single" w:sz="4" w:color="D9D9D9"/>
+              <w:insideV w:val="single" w:sz="4" w:color="D9D9D9"/>
+            </w:tcBorders>
+            <w:shd w:fill="1F4E78"/>
+          </w:tcPr>
+          <w:p>
+            <w:pPr>
+              <w:spacing w:after="40"/>
+              <w:jc w:val="center"/>
+            </w:pPr>
+            <w:r>
+              <w:rPr>
+                <w:rFonts w:ascii="宋体" w:hAnsi="宋体" w:eastAsia="宋体"/>
+                <w:b/>
+                <w:color w:val="FFFFFF"/>
+                <w:sz w:val="17"/>
+              </w:rPr>
+              <w:t>collision</w:t>
+            </w:r>
+          </w:p>
+        </w:tc>
+        <w:tc>
+          <w:tcPr>
+            <w:tcW w:type="dxa" w:w="1360"/>
+            <w:vAlign w:val="center"/>
+            <w:tcBorders>
+              <w:top w:val="single" w:sz="4" w:color="D9D9D9"/>
+              <w:left w:val="single" w:sz="4" w:color="D9D9D9"/>
+              <w:bottom w:val="single" w:sz="4" w:color="D9D9D9"/>
+              <w:right w:val="single" w:sz="4" w:color="D9D9D9"/>
+              <w:insideH w:val="single" w:sz="4" w:color="D9D9D9"/>
+              <w:insideV w:val="single" w:sz="4" w:color="D9D9D9"/>
+            </w:tcBorders>
+            <w:shd w:fill="1F4E78"/>
+          </w:tcPr>
+          <w:p>
+            <w:pPr>
+              <w:spacing w:after="40"/>
+              <w:jc w:val="center"/>
+            </w:pPr>
+            <w:r>
+              <w:rPr>
+                <w:rFonts w:ascii="宋体" w:hAnsi="宋体" w:eastAsia="宋体"/>
+                <w:b/>
+                <w:color w:val="FFFFFF"/>
+                <w:sz w:val="17"/>
+              </w:rPr>
+              <w:t>相对 UTR 的 paired delta</w:t>
+            </w:r>
+          </w:p>
+        </w:tc>
+      </w:tr>
+      <w:tr>
+        <w:tc>
+          <w:tcPr>
+            <w:tcW w:type="dxa" w:w="1360"/>
+            <w:vAlign w:val="center"/>
+            <w:tcBorders>
+              <w:top w:val="single" w:sz="4" w:color="D9D9D9"/>
+              <w:left w:val="single" w:sz="4" w:color="D9D9D9"/>
+              <w:bottom w:val="single" w:sz="4" w:color="D9D9D9"/>
+              <w:right w:val="single" w:sz="4" w:color="D9D9D9"/>
+              <w:insideH w:val="single" w:sz="4" w:color="D9D9D9"/>
+              <w:insideV w:val="single" w:sz="4" w:color="D9D9D9"/>
+            </w:tcBorders>
+          </w:tcPr>
+          <w:p>
+            <w:pPr>
+              <w:spacing w:after="40"/>
+              <w:jc w:val="center"/>
+            </w:pPr>
+            <w:r>
+              <w:rPr>
+                <w:rFonts w:ascii="宋体" w:hAnsi="宋体" w:eastAsia="宋体"/>
+                <w:sz w:val="17"/>
+              </w:rPr>
+              <w:t>6-UAV</w:t>
+            </w:r>
+          </w:p>
+        </w:tc>
+        <w:tc>
+          <w:tcPr>
+            <w:tcW w:type="dxa" w:w="1360"/>
+            <w:vAlign w:val="center"/>
+            <w:tcBorders>
+              <w:top w:val="single" w:sz="4" w:color="D9D9D9"/>
+              <w:left w:val="single" w:sz="4" w:color="D9D9D9"/>
+              <w:bottom w:val="single" w:sz="4" w:color="D9D9D9"/>
+              <w:right w:val="single" w:sz="4" w:color="D9D9D9"/>
+              <w:insideH w:val="single" w:sz="4" w:color="D9D9D9"/>
+              <w:insideV w:val="single" w:sz="4" w:color="D9D9D9"/>
+            </w:tcBorders>
+          </w:tcPr>
+          <w:p>
+            <w:pPr>
+              <w:spacing w:after="40"/>
+              <w:jc w:val="center"/>
+            </w:pPr>
+            <w:r>
+              <w:rPr>
+                <w:rFonts w:ascii="宋体" w:hAnsi="宋体" w:eastAsia="宋体"/>
+                <w:sz w:val="17"/>
+              </w:rPr>
+              <w:t>UTR</w:t>
+            </w:r>
+          </w:p>
+        </w:tc>
+        <w:tc>
+          <w:tcPr>
+            <w:tcW w:type="dxa" w:w="1360"/>
+            <w:vAlign w:val="center"/>
+            <w:tcBorders>
+              <w:top w:val="single" w:sz="4" w:color="D9D9D9"/>
+              <w:left w:val="single" w:sz="4" w:color="D9D9D9"/>
+              <w:bottom w:val="single" w:sz="4" w:color="D9D9D9"/>
+              <w:right w:val="single" w:sz="4" w:color="D9D9D9"/>
+              <w:insideH w:val="single" w:sz="4" w:color="D9D9D9"/>
+              <w:insideV w:val="single" w:sz="4" w:color="D9D9D9"/>
+            </w:tcBorders>
+          </w:tcPr>
+          <w:p>
+            <w:pPr>
+              <w:spacing w:after="40"/>
+              <w:jc w:val="center"/>
+            </w:pPr>
+            <w:r>
+              <w:rPr>
+                <w:rFonts w:ascii="宋体" w:hAnsi="宋体" w:eastAsia="宋体"/>
+                <w:sz w:val="17"/>
+              </w:rPr>
+              <w:t>[待填]</w:t>
+            </w:r>
+          </w:p>
+        </w:tc>
+        <w:tc>
+          <w:tcPr>
+            <w:tcW w:type="dxa" w:w="1360"/>
+            <w:vAlign w:val="center"/>
+            <w:tcBorders>
+              <w:top w:val="single" w:sz="4" w:color="D9D9D9"/>
+              <w:left w:val="single" w:sz="4" w:color="D9D9D9"/>
+              <w:bottom w:val="single" w:sz="4" w:color="D9D9D9"/>
+              <w:right w:val="single" w:sz="4" w:color="D9D9D9"/>
+              <w:insideH w:val="single" w:sz="4" w:color="D9D9D9"/>
+              <w:insideV w:val="single" w:sz="4" w:color="D9D9D9"/>
+            </w:tcBorders>
+          </w:tcPr>
+          <w:p>
+            <w:pPr>
+              <w:spacing w:after="40"/>
+              <w:jc w:val="center"/>
+            </w:pPr>
+            <w:r>
+              <w:rPr>
+                <w:rFonts w:ascii="宋体" w:hAnsi="宋体" w:eastAsia="宋体"/>
+                <w:sz w:val="17"/>
+              </w:rPr>
+              <w:t>[待填]</w:t>
+            </w:r>
+          </w:p>
+        </w:tc>
+        <w:tc>
+          <w:tcPr>
+            <w:tcW w:type="dxa" w:w="1360"/>
+            <w:vAlign w:val="center"/>
+            <w:tcBorders>
+              <w:top w:val="single" w:sz="4" w:color="D9D9D9"/>
+              <w:left w:val="single" w:sz="4" w:color="D9D9D9"/>
+              <w:bottom w:val="single" w:sz="4" w:color="D9D9D9"/>
+              <w:right w:val="single" w:sz="4" w:color="D9D9D9"/>
+              <w:insideH w:val="single" w:sz="4" w:color="D9D9D9"/>
+              <w:insideV w:val="single" w:sz="4" w:color="D9D9D9"/>
+            </w:tcBorders>
+          </w:tcPr>
+          <w:p>
+            <w:pPr>
+              <w:spacing w:after="40"/>
+              <w:jc w:val="center"/>
+            </w:pPr>
+            <w:r>
+              <w:rPr>
+                <w:rFonts w:ascii="宋体" w:hAnsi="宋体" w:eastAsia="宋体"/>
+                <w:sz w:val="17"/>
+              </w:rPr>
+              <w:t>[待填]</w:t>
+            </w:r>
+          </w:p>
+        </w:tc>
+        <w:tc>
+          <w:tcPr>
+            <w:tcW w:type="dxa" w:w="1360"/>
+            <w:vAlign w:val="center"/>
+            <w:tcBorders>
+              <w:top w:val="single" w:sz="4" w:color="D9D9D9"/>
+              <w:left w:val="single" w:sz="4" w:color="D9D9D9"/>
+              <w:bottom w:val="single" w:sz="4" w:color="D9D9D9"/>
+              <w:right w:val="single" w:sz="4" w:color="D9D9D9"/>
+              <w:insideH w:val="single" w:sz="4" w:color="D9D9D9"/>
+              <w:insideV w:val="single" w:sz="4" w:color="D9D9D9"/>
+            </w:tcBorders>
+          </w:tcPr>
+          <w:p>
+            <w:pPr>
+              <w:spacing w:after="40"/>
+              <w:jc w:val="center"/>
+            </w:pPr>
+            <w:r>
+              <w:rPr>
+                <w:rFonts w:ascii="宋体" w:hAnsi="宋体" w:eastAsia="宋体"/>
+                <w:sz w:val="17"/>
+              </w:rPr>
+              <w:t>[待填]</w:t>
+            </w:r>
+          </w:p>
+        </w:tc>
+        <w:tc>
+          <w:tcPr>
+            <w:tcW w:type="dxa" w:w="1360"/>
+            <w:vAlign w:val="center"/>
+            <w:tcBorders>
+              <w:top w:val="single" w:sz="4" w:color="D9D9D9"/>
+              <w:left w:val="single" w:sz="4" w:color="D9D9D9"/>
+              <w:bottom w:val="single" w:sz="4" w:color="D9D9D9"/>
+              <w:right w:val="single" w:sz="4" w:color="D9D9D9"/>
+              <w:insideH w:val="single" w:sz="4" w:color="D9D9D9"/>
+              <w:insideV w:val="single" w:sz="4" w:color="D9D9D9"/>
+            </w:tcBorders>
+          </w:tcPr>
+          <w:p>
+            <w:pPr>
+              <w:spacing w:after="40"/>
+              <w:jc w:val="center"/>
+            </w:pPr>
+            <w:r>
+              <w:rPr>
+                <w:rFonts w:ascii="宋体" w:hAnsi="宋体" w:eastAsia="宋体"/>
+                <w:sz w:val="17"/>
+              </w:rPr>
+              <w:t>—</w:t>
+            </w:r>
+          </w:p>
+        </w:tc>
+      </w:tr>
+      <w:tr>
+        <w:tc>
+          <w:tcPr>
+            <w:tcW w:type="dxa" w:w="1360"/>
+            <w:vAlign w:val="center"/>
+            <w:tcBorders>
+              <w:top w:val="single" w:sz="4" w:color="D9D9D9"/>
+              <w:left w:val="single" w:sz="4" w:color="D9D9D9"/>
+              <w:bottom w:val="single" w:sz="4" w:color="D9D9D9"/>
+              <w:right w:val="single" w:sz="4" w:color="D9D9D9"/>
+              <w:insideH w:val="single" w:sz="4" w:color="D9D9D9"/>
+              <w:insideV w:val="single" w:sz="4" w:color="D9D9D9"/>
+            </w:tcBorders>
+            <w:shd w:fill="F3F7FA"/>
+          </w:tcPr>
+          <w:p>
+            <w:pPr>
+              <w:spacing w:after="40"/>
+              <w:jc w:val="center"/>
+            </w:pPr>
+            <w:r>
+              <w:rPr>
+                <w:rFonts w:ascii="宋体" w:hAnsi="宋体" w:eastAsia="宋体"/>
+                <w:sz w:val="17"/>
+              </w:rPr>
+              <w:t>6-UAV</w:t>
+            </w:r>
+          </w:p>
+        </w:tc>
+        <w:tc>
+          <w:tcPr>
+            <w:tcW w:type="dxa" w:w="1360"/>
+            <w:vAlign w:val="center"/>
+            <w:tcBorders>
+              <w:top w:val="single" w:sz="4" w:color="D9D9D9"/>
+              <w:left w:val="single" w:sz="4" w:color="D9D9D9"/>
+              <w:bottom w:val="single" w:sz="4" w:color="D9D9D9"/>
+              <w:right w:val="single" w:sz="4" w:color="D9D9D9"/>
+              <w:insideH w:val="single" w:sz="4" w:color="D9D9D9"/>
+              <w:insideV w:val="single" w:sz="4" w:color="D9D9D9"/>
+            </w:tcBorders>
+            <w:shd w:fill="F3F7FA"/>
+          </w:tcPr>
+          <w:p>
+            <w:pPr>
+              <w:spacing w:after="40"/>
+              <w:jc w:val="center"/>
+            </w:pPr>
+            <w:r>
+              <w:rPr>
+                <w:rFonts w:ascii="宋体" w:hAnsi="宋体" w:eastAsia="宋体"/>
+                <w:sz w:val="17"/>
+              </w:rPr>
+              <w:t>Original DRTP</w:t>
+            </w:r>
+          </w:p>
+        </w:tc>
+        <w:tc>
+          <w:tcPr>
+            <w:tcW w:type="dxa" w:w="1360"/>
+            <w:vAlign w:val="center"/>
+            <w:tcBorders>
+              <w:top w:val="single" w:sz="4" w:color="D9D9D9"/>
+              <w:left w:val="single" w:sz="4" w:color="D9D9D9"/>
+              <w:bottom w:val="single" w:sz="4" w:color="D9D9D9"/>
+              <w:right w:val="single" w:sz="4" w:color="D9D9D9"/>
+              <w:insideH w:val="single" w:sz="4" w:color="D9D9D9"/>
+              <w:insideV w:val="single" w:sz="4" w:color="D9D9D9"/>
+            </w:tcBorders>
+            <w:shd w:fill="F3F7FA"/>
+          </w:tcPr>
+          <w:p>
+            <w:pPr>
+              <w:spacing w:after="40"/>
+              <w:jc w:val="center"/>
+            </w:pPr>
+            <w:r>
+              <w:rPr>
+                <w:rFonts w:ascii="宋体" w:hAnsi="宋体" w:eastAsia="宋体"/>
+                <w:sz w:val="17"/>
+              </w:rPr>
+              <w:t>[待填]</w:t>
+            </w:r>
+          </w:p>
+        </w:tc>
+        <w:tc>
+          <w:tcPr>
+            <w:tcW w:type="dxa" w:w="1360"/>
+            <w:vAlign w:val="center"/>
+            <w:tcBorders>
+              <w:top w:val="single" w:sz="4" w:color="D9D9D9"/>
+              <w:left w:val="single" w:sz="4" w:color="D9D9D9"/>
+              <w:bottom w:val="single" w:sz="4" w:color="D9D9D9"/>
+              <w:right w:val="single" w:sz="4" w:color="D9D9D9"/>
+              <w:insideH w:val="single" w:sz="4" w:color="D9D9D9"/>
+              <w:insideV w:val="single" w:sz="4" w:color="D9D9D9"/>
+            </w:tcBorders>
+            <w:shd w:fill="F3F7FA"/>
+          </w:tcPr>
+          <w:p>
+            <w:pPr>
+              <w:spacing w:after="40"/>
+              <w:jc w:val="center"/>
+            </w:pPr>
+            <w:r>
+              <w:rPr>
+                <w:rFonts w:ascii="宋体" w:hAnsi="宋体" w:eastAsia="宋体"/>
+                <w:sz w:val="17"/>
+              </w:rPr>
+              <w:t>[待填]</w:t>
+            </w:r>
+          </w:p>
+        </w:tc>
+        <w:tc>
+          <w:tcPr>
+            <w:tcW w:type="dxa" w:w="1360"/>
+            <w:vAlign w:val="center"/>
+            <w:tcBorders>
+              <w:top w:val="single" w:sz="4" w:color="D9D9D9"/>
+              <w:left w:val="single" w:sz="4" w:color="D9D9D9"/>
+              <w:bottom w:val="single" w:sz="4" w:color="D9D9D9"/>
+              <w:right w:val="single" w:sz="4" w:color="D9D9D9"/>
+              <w:insideH w:val="single" w:sz="4" w:color="D9D9D9"/>
+              <w:insideV w:val="single" w:sz="4" w:color="D9D9D9"/>
+            </w:tcBorders>
+            <w:shd w:fill="F3F7FA"/>
+          </w:tcPr>
+          <w:p>
+            <w:pPr>
+              <w:spacing w:after="40"/>
+              <w:jc w:val="center"/>
+            </w:pPr>
+            <w:r>
+              <w:rPr>
+                <w:rFonts w:ascii="宋体" w:hAnsi="宋体" w:eastAsia="宋体"/>
+                <w:sz w:val="17"/>
+              </w:rPr>
+              <w:t>[待填]</w:t>
+            </w:r>
+          </w:p>
+        </w:tc>
+        <w:tc>
+          <w:tcPr>
+            <w:tcW w:type="dxa" w:w="1360"/>
+            <w:vAlign w:val="center"/>
+            <w:tcBorders>
+              <w:top w:val="single" w:sz="4" w:color="D9D9D9"/>
+              <w:left w:val="single" w:sz="4" w:color="D9D9D9"/>
+              <w:bottom w:val="single" w:sz="4" w:color="D9D9D9"/>
+              <w:right w:val="single" w:sz="4" w:color="D9D9D9"/>
+              <w:insideH w:val="single" w:sz="4" w:color="D9D9D9"/>
+              <w:insideV w:val="single" w:sz="4" w:color="D9D9D9"/>
+            </w:tcBorders>
+            <w:shd w:fill="F3F7FA"/>
+          </w:tcPr>
+          <w:p>
+            <w:pPr>
+              <w:spacing w:after="40"/>
+              <w:jc w:val="center"/>
+            </w:pPr>
+            <w:r>
+              <w:rPr>
+                <w:rFonts w:ascii="宋体" w:hAnsi="宋体" w:eastAsia="宋体"/>
+                <w:sz w:val="17"/>
+              </w:rPr>
+              <w:t>[待填]</w:t>
+            </w:r>
+          </w:p>
+        </w:tc>
+        <w:tc>
+          <w:tcPr>
+            <w:tcW w:type="dxa" w:w="1360"/>
+            <w:vAlign w:val="center"/>
+            <w:tcBorders>
+              <w:top w:val="single" w:sz="4" w:color="D9D9D9"/>
+              <w:left w:val="single" w:sz="4" w:color="D9D9D9"/>
+              <w:bottom w:val="single" w:sz="4" w:color="D9D9D9"/>
+              <w:right w:val="single" w:sz="4" w:color="D9D9D9"/>
+              <w:insideH w:val="single" w:sz="4" w:color="D9D9D9"/>
+              <w:insideV w:val="single" w:sz="4" w:color="D9D9D9"/>
+            </w:tcBorders>
+            <w:shd w:fill="F3F7FA"/>
+          </w:tcPr>
+          <w:p>
+            <w:pPr>
+              <w:spacing w:after="40"/>
+              <w:jc w:val="center"/>
+            </w:pPr>
+            <w:r>
+              <w:rPr>
+                <w:rFonts w:ascii="宋体" w:hAnsi="宋体" w:eastAsia="宋体"/>
+                <w:sz w:val="17"/>
+              </w:rPr>
+              <w:t>[待填]</w:t>
+            </w:r>
+          </w:p>
+        </w:tc>
+      </w:tr>
+    </w:tbl>
+    <w:p>
+      <w:pPr>
+        <w:spacing w:after="60"/>
+      </w:pPr>
+    </w:p>
+    <w:p>
+      <w:pPr>
+        <w:jc w:val="center"/>
+      </w:pPr>
+      <w:r>
+        <w:rPr>
+          <w:rFonts w:ascii="黑体" w:hAnsi="黑体" w:eastAsia="黑体"/>
+          <w:sz w:val="20"/>
+        </w:rPr>
+        <w:t>表 5 关键机制消融（待冻结消融协议后填写）</w:t>
+      </w:r>
+    </w:p>
+    <w:tbl>
+      <w:tblPr>
+        <w:tblStyle w:val="TableGrid"/>
+        <w:tblW w:type="auto" w:w="0"/>
+        <w:tblLayout w:type="autofit"/>
+        <w:tblLook w:firstColumn="1" w:firstRow="1" w:lastColumn="0" w:lastRow="0" w:noHBand="0" w:noVBand="1" w:val="04A0"/>
+      </w:tblPr>
+      <w:tblGrid>
+        <w:gridCol w:w="1904"/>
+        <w:gridCol w:w="1904"/>
+        <w:gridCol w:w="1904"/>
+        <w:gridCol w:w="1904"/>
+        <w:gridCol w:w="1904"/>
+      </w:tblGrid>
+      <w:tr>
+        <w:tc>
+          <w:tcPr>
+            <w:tcW w:type="dxa" w:w="1904"/>
+            <w:vAlign w:val="center"/>
+            <w:tcBorders>
+              <w:top w:val="single" w:sz="4" w:color="D9D9D9"/>
+              <w:left w:val="single" w:sz="4" w:color="D9D9D9"/>
+              <w:bottom w:val="single" w:sz="4" w:color="D9D9D9"/>
+              <w:right w:val="single" w:sz="4" w:color="D9D9D9"/>
+              <w:insideH w:val="single" w:sz="4" w:color="D9D9D9"/>
+              <w:insideV w:val="single" w:sz="4" w:color="D9D9D9"/>
+            </w:tcBorders>
+            <w:shd w:fill="1F4E78"/>
+          </w:tcPr>
+          <w:p>
+            <w:pPr>
+              <w:spacing w:after="40"/>
+              <w:jc w:val="center"/>
+            </w:pPr>
+            <w:r>
+              <w:rPr>
+                <w:rFonts w:ascii="宋体" w:hAnsi="宋体" w:eastAsia="宋体"/>
+                <w:b/>
+                <w:color w:val="FFFFFF"/>
+                <w:sz w:val="17"/>
+              </w:rPr>
+              <w:t>变体</w:t>
+            </w:r>
+          </w:p>
+        </w:tc>
+        <w:tc>
+          <w:tcPr>
+            <w:tcW w:type="dxa" w:w="1904"/>
+            <w:vAlign w:val="center"/>
+            <w:tcBorders>
+              <w:top w:val="single" w:sz="4" w:color="D9D9D9"/>
+              <w:left w:val="single" w:sz="4" w:color="D9D9D9"/>
+              <w:bottom w:val="single" w:sz="4" w:color="D9D9D9"/>
+              <w:right w:val="single" w:sz="4" w:color="D9D9D9"/>
+              <w:insideH w:val="single" w:sz="4" w:color="D9D9D9"/>
+              <w:insideV w:val="single" w:sz="4" w:color="D9D9D9"/>
+            </w:tcBorders>
+            <w:shd w:fill="1F4E78"/>
+          </w:tcPr>
+          <w:p>
+            <w:pPr>
+              <w:spacing w:after="40"/>
+              <w:jc w:val="center"/>
+            </w:pPr>
+            <w:r>
+              <w:rPr>
+                <w:rFonts w:ascii="宋体" w:hAnsi="宋体" w:eastAsia="宋体"/>
+                <w:b/>
+                <w:color w:val="FFFFFF"/>
+                <w:sz w:val="17"/>
+              </w:rPr>
+              <w:t>名义锚点</w:t>
+            </w:r>
+          </w:p>
+        </w:tc>
+        <w:tc>
+          <w:tcPr>
+            <w:tcW w:type="dxa" w:w="1904"/>
+            <w:vAlign w:val="center"/>
+            <w:tcBorders>
+              <w:top w:val="single" w:sz="4" w:color="D9D9D9"/>
+              <w:left w:val="single" w:sz="4" w:color="D9D9D9"/>
+              <w:bottom w:val="single" w:sz="4" w:color="D9D9D9"/>
+              <w:right w:val="single" w:sz="4" w:color="D9D9D9"/>
+              <w:insideH w:val="single" w:sz="4" w:color="D9D9D9"/>
+              <w:insideV w:val="single" w:sz="4" w:color="D9D9D9"/>
+            </w:tcBorders>
+            <w:shd w:fill="1F4E78"/>
+          </w:tcPr>
+          <w:p>
+            <w:pPr>
+              <w:spacing w:after="40"/>
+              <w:jc w:val="center"/>
+            </w:pPr>
+            <w:r>
+              <w:rPr>
+                <w:rFonts w:ascii="宋体" w:hAnsi="宋体" w:eastAsia="宋体"/>
+                <w:b/>
+                <w:color w:val="FFFFFF"/>
+                <w:sz w:val="17"/>
+              </w:rPr>
+              <w:t>拓扑语义组</w:t>
+            </w:r>
+          </w:p>
+        </w:tc>
+        <w:tc>
+          <w:tcPr>
+            <w:tcW w:type="dxa" w:w="1904"/>
+            <w:vAlign w:val="center"/>
+            <w:tcBorders>
+              <w:top w:val="single" w:sz="4" w:color="D9D9D9"/>
+              <w:left w:val="single" w:sz="4" w:color="D9D9D9"/>
+              <w:bottom w:val="single" w:sz="4" w:color="D9D9D9"/>
+              <w:right w:val="single" w:sz="4" w:color="D9D9D9"/>
+              <w:insideH w:val="single" w:sz="4" w:color="D9D9D9"/>
+              <w:insideV w:val="single" w:sz="4" w:color="D9D9D9"/>
+            </w:tcBorders>
+            <w:shd w:fill="1F4E78"/>
+          </w:tcPr>
+          <w:p>
+            <w:pPr>
+              <w:spacing w:after="40"/>
+              <w:jc w:val="center"/>
+            </w:pPr>
+            <w:r>
+              <w:rPr>
+                <w:rFonts w:ascii="宋体" w:hAnsi="宋体" w:eastAsia="宋体"/>
+                <w:b/>
+                <w:color w:val="FFFFFF"/>
+                <w:sz w:val="17"/>
+              </w:rPr>
+              <w:t>有界单纯形</w:t>
+            </w:r>
+          </w:p>
+        </w:tc>
+        <w:tc>
+          <w:tcPr>
+            <w:tcW w:type="dxa" w:w="1904"/>
+            <w:vAlign w:val="center"/>
+            <w:tcBorders>
+              <w:top w:val="single" w:sz="4" w:color="D9D9D9"/>
+              <w:left w:val="single" w:sz="4" w:color="D9D9D9"/>
+              <w:bottom w:val="single" w:sz="4" w:color="D9D9D9"/>
+              <w:right w:val="single" w:sz="4" w:color="D9D9D9"/>
+              <w:insideH w:val="single" w:sz="4" w:color="D9D9D9"/>
+              <w:insideV w:val="single" w:sz="4" w:color="D9D9D9"/>
+            </w:tcBorders>
+            <w:shd w:fill="1F4E78"/>
+          </w:tcPr>
+          <w:p>
+            <w:pPr>
+              <w:spacing w:after="40"/>
+              <w:jc w:val="center"/>
+            </w:pPr>
+            <w:r>
+              <w:rPr>
+                <w:rFonts w:ascii="宋体" w:hAnsi="宋体" w:eastAsia="宋体"/>
+                <w:b/>
+                <w:color w:val="FFFFFF"/>
+                <w:sz w:val="17"/>
+              </w:rPr>
+              <w:t>结果字段</w:t>
+            </w:r>
+          </w:p>
+        </w:tc>
+      </w:tr>
+      <w:tr>
+        <w:tc>
+          <w:tcPr>
+            <w:tcW w:type="dxa" w:w="1904"/>
+            <w:vAlign w:val="center"/>
+            <w:tcBorders>
+              <w:top w:val="single" w:sz="4" w:color="D9D9D9"/>
+              <w:left w:val="single" w:sz="4" w:color="D9D9D9"/>
+              <w:bottom w:val="single" w:sz="4" w:color="D9D9D9"/>
+              <w:right w:val="single" w:sz="4" w:color="D9D9D9"/>
+              <w:insideH w:val="single" w:sz="4" w:color="D9D9D9"/>
+              <w:insideV w:val="single" w:sz="4" w:color="D9D9D9"/>
+            </w:tcBorders>
+          </w:tcPr>
+          <w:p>
+            <w:pPr>
+              <w:spacing w:after="40"/>
+              <w:jc w:val="center"/>
+            </w:pPr>
+            <w:r>
+              <w:rPr>
+                <w:rFonts w:ascii="宋体" w:hAnsi="宋体" w:eastAsia="宋体"/>
+                <w:sz w:val="17"/>
+              </w:rPr>
+              <w:t>UTR</w:t>
+            </w:r>
+          </w:p>
+        </w:tc>
+        <w:tc>
+          <w:tcPr>
+            <w:tcW w:type="dxa" w:w="1904"/>
+            <w:vAlign w:val="center"/>
+            <w:tcBorders>
+              <w:top w:val="single" w:sz="4" w:color="D9D9D9"/>
+              <w:left w:val="single" w:sz="4" w:color="D9D9D9"/>
+              <w:bottom w:val="single" w:sz="4" w:color="D9D9D9"/>
+              <w:right w:val="single" w:sz="4" w:color="D9D9D9"/>
+              <w:insideH w:val="single" w:sz="4" w:color="D9D9D9"/>
+              <w:insideV w:val="single" w:sz="4" w:color="D9D9D9"/>
+            </w:tcBorders>
+          </w:tcPr>
+          <w:p>
+            <w:pPr>
+              <w:spacing w:after="40"/>
+              <w:jc w:val="center"/>
+            </w:pPr>
+            <w:r>
+              <w:rPr>
+                <w:rFonts w:ascii="宋体" w:hAnsi="宋体" w:eastAsia="宋体"/>
+                <w:sz w:val="17"/>
+              </w:rPr>
+              <w:t>固定</w:t>
+            </w:r>
+          </w:p>
+        </w:tc>
+        <w:tc>
+          <w:tcPr>
+            <w:tcW w:type="dxa" w:w="1904"/>
+            <w:vAlign w:val="center"/>
+            <w:tcBorders>
+              <w:top w:val="single" w:sz="4" w:color="D9D9D9"/>
+              <w:left w:val="single" w:sz="4" w:color="D9D9D9"/>
+              <w:bottom w:val="single" w:sz="4" w:color="D9D9D9"/>
+              <w:right w:val="single" w:sz="4" w:color="D9D9D9"/>
+              <w:insideH w:val="single" w:sz="4" w:color="D9D9D9"/>
+              <w:insideV w:val="single" w:sz="4" w:color="D9D9D9"/>
+            </w:tcBorders>
+          </w:tcPr>
+          <w:p>
+            <w:pPr>
+              <w:spacing w:after="40"/>
+              <w:jc w:val="center"/>
+            </w:pPr>
+            <w:r>
+              <w:rPr>
+                <w:rFonts w:ascii="宋体" w:hAnsi="宋体" w:eastAsia="宋体"/>
+                <w:sz w:val="17"/>
+              </w:rPr>
+              <w:t>无自适应组分配</w:t>
+            </w:r>
+          </w:p>
+        </w:tc>
+        <w:tc>
+          <w:tcPr>
+            <w:tcW w:type="dxa" w:w="1904"/>
+            <w:vAlign w:val="center"/>
+            <w:tcBorders>
+              <w:top w:val="single" w:sz="4" w:color="D9D9D9"/>
+              <w:left w:val="single" w:sz="4" w:color="D9D9D9"/>
+              <w:bottom w:val="single" w:sz="4" w:color="D9D9D9"/>
+              <w:right w:val="single" w:sz="4" w:color="D9D9D9"/>
+              <w:insideH w:val="single" w:sz="4" w:color="D9D9D9"/>
+              <w:insideV w:val="single" w:sz="4" w:color="D9D9D9"/>
+            </w:tcBorders>
+          </w:tcPr>
+          <w:p>
+            <w:pPr>
+              <w:spacing w:after="40"/>
+              <w:jc w:val="center"/>
+            </w:pPr>
+            <w:r>
+              <w:rPr>
+                <w:rFonts w:ascii="宋体" w:hAnsi="宋体" w:eastAsia="宋体"/>
+                <w:sz w:val="17"/>
+              </w:rPr>
+              <w:t>非名义组均匀</w:t>
+            </w:r>
+          </w:p>
+        </w:tc>
+        <w:tc>
+          <w:tcPr>
+            <w:tcW w:type="dxa" w:w="1904"/>
+            <w:vAlign w:val="center"/>
+            <w:tcBorders>
+              <w:top w:val="single" w:sz="4" w:color="D9D9D9"/>
+              <w:left w:val="single" w:sz="4" w:color="D9D9D9"/>
+              <w:bottom w:val="single" w:sz="4" w:color="D9D9D9"/>
+              <w:right w:val="single" w:sz="4" w:color="D9D9D9"/>
+              <w:insideH w:val="single" w:sz="4" w:color="D9D9D9"/>
+              <w:insideV w:val="single" w:sz="4" w:color="D9D9D9"/>
+            </w:tcBorders>
+          </w:tcPr>
+          <w:p>
+            <w:pPr>
+              <w:spacing w:after="40"/>
+              <w:jc w:val="center"/>
+            </w:pPr>
+            <w:r>
+              <w:rPr>
+                <w:rFonts w:ascii="宋体" w:hAnsi="宋体" w:eastAsia="宋体"/>
+                <w:sz w:val="17"/>
+              </w:rPr>
+              <w:t>已完成主对照</w:t>
+            </w:r>
+          </w:p>
+        </w:tc>
+      </w:tr>
+      <w:tr>
+        <w:tc>
+          <w:tcPr>
+            <w:tcW w:type="dxa" w:w="1904"/>
+            <w:vAlign w:val="center"/>
+            <w:tcBorders>
+              <w:top w:val="single" w:sz="4" w:color="D9D9D9"/>
+              <w:left w:val="single" w:sz="4" w:color="D9D9D9"/>
+              <w:bottom w:val="single" w:sz="4" w:color="D9D9D9"/>
+              <w:right w:val="single" w:sz="4" w:color="D9D9D9"/>
+              <w:insideH w:val="single" w:sz="4" w:color="D9D9D9"/>
+              <w:insideV w:val="single" w:sz="4" w:color="D9D9D9"/>
+            </w:tcBorders>
+            <w:shd w:fill="F3F7FA"/>
+          </w:tcPr>
+          <w:p>
+            <w:pPr>
+              <w:spacing w:after="40"/>
+              <w:jc w:val="center"/>
+            </w:pPr>
+            <w:r>
+              <w:rPr>
+                <w:rFonts w:ascii="宋体" w:hAnsi="宋体" w:eastAsia="宋体"/>
+                <w:sz w:val="17"/>
+              </w:rPr>
+              <w:t>Original DRTP</w:t>
+            </w:r>
+          </w:p>
+        </w:tc>
+        <w:tc>
+          <w:tcPr>
+            <w:tcW w:type="dxa" w:w="1904"/>
+            <w:vAlign w:val="center"/>
+            <w:tcBorders>
+              <w:top w:val="single" w:sz="4" w:color="D9D9D9"/>
+              <w:left w:val="single" w:sz="4" w:color="D9D9D9"/>
+              <w:bottom w:val="single" w:sz="4" w:color="D9D9D9"/>
+              <w:right w:val="single" w:sz="4" w:color="D9D9D9"/>
+              <w:insideH w:val="single" w:sz="4" w:color="D9D9D9"/>
+              <w:insideV w:val="single" w:sz="4" w:color="D9D9D9"/>
+            </w:tcBorders>
+            <w:shd w:fill="F3F7FA"/>
+          </w:tcPr>
+          <w:p>
+            <w:pPr>
+              <w:spacing w:after="40"/>
+              <w:jc w:val="center"/>
+            </w:pPr>
+            <w:r>
+              <w:rPr>
+                <w:rFonts w:ascii="宋体" w:hAnsi="宋体" w:eastAsia="宋体"/>
+                <w:sz w:val="17"/>
+              </w:rPr>
+              <w:t>固定</w:t>
+            </w:r>
+          </w:p>
+        </w:tc>
+        <w:tc>
+          <w:tcPr>
+            <w:tcW w:type="dxa" w:w="1904"/>
+            <w:vAlign w:val="center"/>
+            <w:tcBorders>
+              <w:top w:val="single" w:sz="4" w:color="D9D9D9"/>
+              <w:left w:val="single" w:sz="4" w:color="D9D9D9"/>
+              <w:bottom w:val="single" w:sz="4" w:color="D9D9D9"/>
+              <w:right w:val="single" w:sz="4" w:color="D9D9D9"/>
+              <w:insideH w:val="single" w:sz="4" w:color="D9D9D9"/>
+              <w:insideV w:val="single" w:sz="4" w:color="D9D9D9"/>
+            </w:tcBorders>
+            <w:shd w:fill="F3F7FA"/>
+          </w:tcPr>
+          <w:p>
+            <w:pPr>
+              <w:spacing w:after="40"/>
+              <w:jc w:val="center"/>
+            </w:pPr>
+            <w:r>
+              <w:rPr>
+                <w:rFonts w:ascii="宋体" w:hAnsi="宋体" w:eastAsia="宋体"/>
+                <w:sz w:val="17"/>
+              </w:rPr>
+              <w:t>有</w:t>
+            </w:r>
+          </w:p>
+        </w:tc>
+        <w:tc>
+          <w:tcPr>
+            <w:tcW w:type="dxa" w:w="1904"/>
+            <w:vAlign w:val="center"/>
+            <w:tcBorders>
+              <w:top w:val="single" w:sz="4" w:color="D9D9D9"/>
+              <w:left w:val="single" w:sz="4" w:color="D9D9D9"/>
+              <w:bottom w:val="single" w:sz="4" w:color="D9D9D9"/>
+              <w:right w:val="single" w:sz="4" w:color="D9D9D9"/>
+              <w:insideH w:val="single" w:sz="4" w:color="D9D9D9"/>
+              <w:insideV w:val="single" w:sz="4" w:color="D9D9D9"/>
+            </w:tcBorders>
+            <w:shd w:fill="F3F7FA"/>
+          </w:tcPr>
+          <w:p>
+            <w:pPr>
+              <w:spacing w:after="40"/>
+              <w:jc w:val="center"/>
+            </w:pPr>
+            <w:r>
+              <w:rPr>
+                <w:rFonts w:ascii="宋体" w:hAnsi="宋体" w:eastAsia="宋体"/>
+                <w:sz w:val="17"/>
+              </w:rPr>
+              <w:t>0.05 ≤ q_g ≤ 0.35</w:t>
+            </w:r>
+          </w:p>
+        </w:tc>
+        <w:tc>
+          <w:tcPr>
+            <w:tcW w:type="dxa" w:w="1904"/>
+            <w:vAlign w:val="center"/>
+            <w:tcBorders>
+              <w:top w:val="single" w:sz="4" w:color="D9D9D9"/>
+              <w:left w:val="single" w:sz="4" w:color="D9D9D9"/>
+              <w:bottom w:val="single" w:sz="4" w:color="D9D9D9"/>
+              <w:right w:val="single" w:sz="4" w:color="D9D9D9"/>
+              <w:insideH w:val="single" w:sz="4" w:color="D9D9D9"/>
+              <w:insideV w:val="single" w:sz="4" w:color="D9D9D9"/>
+            </w:tcBorders>
+            <w:shd w:fill="F3F7FA"/>
+          </w:tcPr>
+          <w:p>
+            <w:pPr>
+              <w:spacing w:after="40"/>
+              <w:jc w:val="center"/>
+            </w:pPr>
+            <w:r>
+              <w:rPr>
+                <w:rFonts w:ascii="宋体" w:hAnsi="宋体" w:eastAsia="宋体"/>
+                <w:sz w:val="17"/>
+              </w:rPr>
+              <w:t>已完成主方法</w:t>
+            </w:r>
+          </w:p>
+        </w:tc>
+      </w:tr>
+      <w:tr>
+        <w:tc>
+          <w:tcPr>
+            <w:tcW w:type="dxa" w:w="1904"/>
+            <w:vAlign w:val="center"/>
+            <w:tcBorders>
+              <w:top w:val="single" w:sz="4" w:color="D9D9D9"/>
+              <w:left w:val="single" w:sz="4" w:color="D9D9D9"/>
+              <w:bottom w:val="single" w:sz="4" w:color="D9D9D9"/>
+              <w:right w:val="single" w:sz="4" w:color="D9D9D9"/>
+              <w:insideH w:val="single" w:sz="4" w:color="D9D9D9"/>
+              <w:insideV w:val="single" w:sz="4" w:color="D9D9D9"/>
+            </w:tcBorders>
+          </w:tcPr>
+          <w:p>
+            <w:pPr>
+              <w:spacing w:after="40"/>
+              <w:jc w:val="center"/>
+            </w:pPr>
+            <w:r>
+              <w:rPr>
+                <w:rFonts w:ascii="宋体" w:hAnsi="宋体" w:eastAsia="宋体"/>
+                <w:sz w:val="17"/>
+              </w:rPr>
+              <w:t>[消融变体]</w:t>
+            </w:r>
+          </w:p>
+        </w:tc>
+        <w:tc>
+          <w:tcPr>
+            <w:tcW w:type="dxa" w:w="1904"/>
+            <w:vAlign w:val="center"/>
+            <w:tcBorders>
+              <w:top w:val="single" w:sz="4" w:color="D9D9D9"/>
+              <w:left w:val="single" w:sz="4" w:color="D9D9D9"/>
+              <w:bottom w:val="single" w:sz="4" w:color="D9D9D9"/>
+              <w:right w:val="single" w:sz="4" w:color="D9D9D9"/>
+              <w:insideH w:val="single" w:sz="4" w:color="D9D9D9"/>
+              <w:insideV w:val="single" w:sz="4" w:color="D9D9D9"/>
+            </w:tcBorders>
+          </w:tcPr>
+          <w:p>
+            <w:pPr>
+              <w:spacing w:after="40"/>
+              <w:jc w:val="center"/>
+            </w:pPr>
+            <w:r>
+              <w:rPr>
+                <w:rFonts w:ascii="宋体" w:hAnsi="宋体" w:eastAsia="宋体"/>
+                <w:sz w:val="17"/>
+              </w:rPr>
+              <w:t>[待填]</w:t>
+            </w:r>
+          </w:p>
+        </w:tc>
+        <w:tc>
+          <w:tcPr>
+            <w:tcW w:type="dxa" w:w="1904"/>
+            <w:vAlign w:val="center"/>
+            <w:tcBorders>
+              <w:top w:val="single" w:sz="4" w:color="D9D9D9"/>
+              <w:left w:val="single" w:sz="4" w:color="D9D9D9"/>
+              <w:bottom w:val="single" w:sz="4" w:color="D9D9D9"/>
+              <w:right w:val="single" w:sz="4" w:color="D9D9D9"/>
+              <w:insideH w:val="single" w:sz="4" w:color="D9D9D9"/>
+              <w:insideV w:val="single" w:sz="4" w:color="D9D9D9"/>
+            </w:tcBorders>
+          </w:tcPr>
+          <w:p>
+            <w:pPr>
+              <w:spacing w:after="40"/>
+              <w:jc w:val="center"/>
+            </w:pPr>
+            <w:r>
+              <w:rPr>
+                <w:rFonts w:ascii="宋体" w:hAnsi="宋体" w:eastAsia="宋体"/>
+                <w:sz w:val="17"/>
+              </w:rPr>
+              <w:t>[待填]</w:t>
+            </w:r>
+          </w:p>
+        </w:tc>
+        <w:tc>
+          <w:tcPr>
+            <w:tcW w:type="dxa" w:w="1904"/>
+            <w:vAlign w:val="center"/>
+            <w:tcBorders>
+              <w:top w:val="single" w:sz="4" w:color="D9D9D9"/>
+              <w:left w:val="single" w:sz="4" w:color="D9D9D9"/>
+              <w:bottom w:val="single" w:sz="4" w:color="D9D9D9"/>
+              <w:right w:val="single" w:sz="4" w:color="D9D9D9"/>
+              <w:insideH w:val="single" w:sz="4" w:color="D9D9D9"/>
+              <w:insideV w:val="single" w:sz="4" w:color="D9D9D9"/>
+            </w:tcBorders>
+          </w:tcPr>
+          <w:p>
+            <w:pPr>
+              <w:spacing w:after="40"/>
+              <w:jc w:val="center"/>
+            </w:pPr>
+            <w:r>
+              <w:rPr>
+                <w:rFonts w:ascii="宋体" w:hAnsi="宋体" w:eastAsia="宋体"/>
+                <w:sz w:val="17"/>
+              </w:rPr>
+              <w:t>[待填]</w:t>
+            </w:r>
+          </w:p>
+        </w:tc>
+        <w:tc>
+          <w:tcPr>
+            <w:tcW w:type="dxa" w:w="1904"/>
+            <w:vAlign w:val="center"/>
+            <w:tcBorders>
+              <w:top w:val="single" w:sz="4" w:color="D9D9D9"/>
+              <w:left w:val="single" w:sz="4" w:color="D9D9D9"/>
+              <w:bottom w:val="single" w:sz="4" w:color="D9D9D9"/>
+              <w:right w:val="single" w:sz="4" w:color="D9D9D9"/>
+              <w:insideH w:val="single" w:sz="4" w:color="D9D9D9"/>
+              <w:insideV w:val="single" w:sz="4" w:color="D9D9D9"/>
+            </w:tcBorders>
+          </w:tcPr>
+          <w:p>
+            <w:pPr>
+              <w:spacing w:after="40"/>
+              <w:jc w:val="center"/>
+            </w:pPr>
+            <w:r>
+              <w:rPr>
+                <w:rFonts w:ascii="宋体" w:hAnsi="宋体" w:eastAsia="宋体"/>
+                <w:sz w:val="17"/>
+              </w:rPr>
+              <w:t>[待正式协议与执行]</w:t>
+            </w:r>
+          </w:p>
+        </w:tc>
+      </w:tr>
+    </w:tbl>
+    <w:p>
+      <w:pPr>
+        <w:spacing w:after="60"/>
+      </w:pPr>
     </w:p>
     <w:p>
       <w:pPr>
